--- a/06-学生侧材料/讲义/学生专用版/1-化学基础知识/离子反应-超级充实版（学生专用版）.docx
+++ b/06-学生侧材料/讲义/学生专用版/1-化学基础知识/离子反应-超级充实版（学生专用版）.docx
@@ -2,903 +2,7 @@
 <file path=word/document.xml><?xml version="1.0" encoding="utf-8"?>
 <w:document xmlns:w="http://schemas.openxmlformats.org/wordprocessingml/2006/main" xmlns:m="http://schemas.openxmlformats.org/officeDocument/2006/math" xmlns:r="http://schemas.openxmlformats.org/officeDocument/2006/relationships" xmlns:o="urn:schemas-microsoft-com:office:office" xmlns:v="urn:schemas-microsoft-com:vml" xmlns:w10="urn:schemas-microsoft-com:office:word" xmlns:a="http://schemas.openxmlformats.org/drawingml/2006/main" xmlns:pic="http://schemas.openxmlformats.org/drawingml/2006/picture" xmlns:wp="http://schemas.openxmlformats.org/drawingml/2006/wordprocessingDrawing">
   <w:body>
-    <w:bookmarkStart w:id="9" w:name="学习目标与考纲锚点"/>
-    <w:p>
-      <w:pPr>
-        <w:pStyle w:val="Heading2"/>
-        <w:spacing w:before="280" w:after="120"/>
-      </w:pPr>
-      <w:r>
-        <w:rPr>
-          <w:rFonts w:hint="eastAsia" w:ascii="Times New Roman" w:hAnsi="Times New Roman" w:eastAsia="SimHei" w:cs="Times New Roman"/>
-        </w:rPr>
-        <w:t xml:space="preserve">学习目标与考纲锚点</w:t>
-      </w:r>
-    </w:p>
-    <w:p>
-      <w:pPr>
-        <w:pStyle w:val="BlockText"/>
-        <w:spacing w:after="80"/>
-        <w:ind w:firstLine="420"/>
-      </w:pPr>
-      <w:r>
-        <w:rPr>
-          <w:rFonts w:hint="eastAsia" w:ascii="Times New Roman" w:hAnsi="Times New Roman" w:eastAsia="FangSong" w:cs="Times New Roman"/>
-        </w:rPr>
-        <w:t>对齐考纲</w:t>
-      </w:r>
-      <w:r>
-        <w:rPr>
-          <w:rFonts w:hint="eastAsia" w:ascii="Times New Roman" w:hAnsi="Times New Roman" w:eastAsia="Times New Roman" w:cs="Times New Roman"/>
-        </w:rPr>
-        <w:t>：§05</w:t>
-      </w:r>
-      <w:r>
-        <w:rPr>
-          <w:rFonts w:ascii="Times New Roman" w:hAnsi="Times New Roman" w:eastAsia="Times New Roman" w:cs="Times New Roman"/>
-        </w:rPr>
-        <w:t xml:space="preserve"> </w:t>
-      </w:r>
-      <w:r>
-        <w:rPr>
-          <w:rFonts w:hint="eastAsia" w:ascii="Times New Roman" w:hAnsi="Times New Roman" w:eastAsia="FangSong" w:cs="Times New Roman"/>
-        </w:rPr>
-        <w:t xml:space="preserve">酸碱理论</w:t>
-      </w:r>
-      <w:r>
-        <w:rPr>
-          <w:rFonts w:ascii="Times New Roman" w:hAnsi="Times New Roman" w:eastAsia="Times New Roman" w:cs="Times New Roman"/>
-        </w:rPr>
-        <w:t xml:space="preserve"> · §07 </w:t>
-      </w:r>
-      <w:r>
-        <w:rPr>
-          <w:rFonts w:hint="eastAsia" w:ascii="Times New Roman" w:hAnsi="Times New Roman" w:eastAsia="FangSong" w:cs="Times New Roman"/>
-        </w:rPr>
-        <w:t xml:space="preserve">化学平衡</w:t>
-      </w:r>
-    </w:p>
-    <w:tbl>
-      <w:tblPr>
-        <w:tblStyle w:val="Table"/>
-        <w:tblW w:type="pct" w:w="5000"/>
-        <w:tblLayout w:type="fixed"/>
-        <w:tblLook w:firstRow="1" w:lastRow="0" w:firstColumn="0" w:lastColumn="0" w:noHBand="0" w:noVBand="0" w:val="0020"/>
-        <w:jc w:val="center"/>
-        <w:tblBorders>
-          <w:top w:val="single" w:sz="12" w:space="0" w:color="333333"/>
-          <w:bottom w:val="single" w:sz="12" w:space="0" w:color="333333"/>
-          <w:left w:val="none"/>
-          <w:right w:val="none"/>
-          <w:insideH w:val="none"/>
-          <w:insideV w:val="none"/>
-        </w:tblBorders>
-      </w:tblPr>
-      <w:tblGrid>
-        <w:gridCol w:w="3960"/>
-        <w:gridCol w:w="3960"/>
-      </w:tblGrid>
-      <w:tr>
-        <w:trPr>
-          <w:tblHeader w:val="on"/>
-        </w:trPr>
-        <w:tc>
-          <w:tcPr>
-            <w:tcBorders>
-              <w:bottom w:val="single" w:sz="6" w:space="0" w:color="333333"/>
-            </w:tcBorders>
-          </w:tcPr>
-          <w:p>
-            <w:pPr>
-              <w:pStyle w:val="Compact"/>
-              <w:jc w:val="center"/>
-            </w:pPr>
-            <w:r>
-              <w:rPr>
-                <w:rFonts w:hint="eastAsia" w:ascii="Times New Roman" w:hAnsi="Times New Roman" w:eastAsia="SimHei" w:cs="Times New Roman"/>
-                <w:b/>
-              </w:rPr>
-              <w:t xml:space="preserve">考纲条目</w:t>
-            </w:r>
-          </w:p>
-        </w:tc>
-        <w:tc>
-          <w:tcPr>
-            <w:tcBorders>
-              <w:bottom w:val="single" w:sz="6" w:space="0" w:color="333333"/>
-            </w:tcBorders>
-          </w:tcPr>
-          <w:p>
-            <w:pPr>
-              <w:pStyle w:val="Compact"/>
-              <w:jc w:val="center"/>
-            </w:pPr>
-            <w:r>
-              <w:rPr>
-                <w:rFonts w:hint="eastAsia" w:ascii="Times New Roman" w:hAnsi="Times New Roman" w:eastAsia="SimHei" w:cs="Times New Roman"/>
-                <w:b/>
-              </w:rPr>
-              <w:t xml:space="preserve">学完本讲应能</w:t>
-            </w:r>
-          </w:p>
-        </w:tc>
-      </w:tr>
-      <w:tr>
-        <w:tc>
-          <w:tcPr/>
-          <w:p>
-            <w:pPr>
-              <w:pStyle w:val="Compact"/>
-              <w:jc w:val="center"/>
-            </w:pPr>
-            <w:r>
-              <w:rPr>
-                <w:rFonts w:ascii="Times New Roman" w:hAnsi="Times New Roman" w:eastAsia="Times New Roman" w:cs="Times New Roman"/>
-              </w:rPr>
-              <w:t xml:space="preserve">§05 </w:t>
-            </w:r>
-            <w:r>
-              <w:rPr>
-                <w:rFonts w:hint="eastAsia" w:ascii="Times New Roman" w:hAnsi="Times New Roman" w:eastAsia="FangSong" w:cs="Times New Roman"/>
-              </w:rPr>
-              <w:t xml:space="preserve">酸碱理论</w:t>
-            </w:r>
-            <w:r>
-              <w:rPr>
-                <w:rFonts w:ascii="Times New Roman" w:hAnsi="Times New Roman" w:eastAsia="Times New Roman" w:cs="Times New Roman"/>
-              </w:rPr>
-              <w:t xml:space="preserve"> · </w:t>
-            </w:r>
-            <w:r>
-              <w:rPr>
-                <w:rFonts w:hint="eastAsia" w:ascii="Times New Roman" w:hAnsi="Times New Roman" w:eastAsia="FangSong" w:cs="Times New Roman"/>
-              </w:rPr>
-              <w:t xml:space="preserve">共轭酸碱对与常数换算</w:t>
-            </w:r>
-          </w:p>
-        </w:tc>
-        <w:tc>
-          <w:tcPr/>
-          <w:p>
-            <w:pPr>
-              <w:pStyle w:val="Compact"/>
-              <w:jc w:val="center"/>
-            </w:pPr>
-            <w:r>
-              <w:rPr>
-                <w:rFonts w:hint="eastAsia" w:ascii="Times New Roman" w:hAnsi="Times New Roman" w:eastAsia="FangSong" w:cs="Times New Roman"/>
-              </w:rPr>
-              <w:t>规范书写共轭酸碱对的电离平衡常数表达式</w:t>
-            </w:r>
-            <w:r>
-              <w:rPr>
-                <w:rFonts w:hint="eastAsia" w:ascii="Times New Roman" w:hAnsi="Times New Roman" w:eastAsia="Times New Roman" w:cs="Times New Roman"/>
-              </w:rPr>
-              <w:t>，</w:t>
-            </w:r>
-            <w:r>
-              <w:rPr>
-                <w:rFonts w:hint="eastAsia" w:ascii="Times New Roman" w:hAnsi="Times New Roman" w:eastAsia="FangSong" w:cs="Times New Roman"/>
-              </w:rPr>
-              <w:t>完成</w:t>
-            </w:r>
-            <w:r>
-              <w:rPr>
-                <w:rFonts w:ascii="Times New Roman" w:hAnsi="Times New Roman" w:eastAsia="Times New Roman" w:cs="Times New Roman"/>
-              </w:rPr>
-              <w:t xml:space="preserve"> </w:t>
-            </w:r>
-            <m:oMath>
-              <m:sSub>
-                <m:e>
-                  <m:r>
-                    <m:t>K</m:t>
-                  </m:r>
-                </m:e>
-                <m:sub>
-                  <m:r>
-                    <m:rPr>
-                      <m:sty m:val="p"/>
-                    </m:rPr>
-                    <m:t>a</m:t>
-                  </m:r>
-                </m:sub>
-              </m:sSub>
-            </m:oMath>
-            <w:r>
-              <w:rPr>
-                <w:rFonts w:ascii="Times New Roman" w:hAnsi="Times New Roman" w:eastAsia="Times New Roman" w:cs="Times New Roman"/>
-              </w:rPr>
-              <w:t xml:space="preserve">–</w:t>
-            </w:r>
-            <m:oMath>
-              <m:sSub>
-                <m:e>
-                  <m:r>
-                    <m:t>K</m:t>
-                  </m:r>
-                </m:e>
-                <m:sub>
-                  <m:r>
-                    <m:rPr>
-                      <m:sty m:val="p"/>
-                    </m:rPr>
-                    <m:t>b</m:t>
-                  </m:r>
-                </m:sub>
-              </m:sSub>
-            </m:oMath>
-            <w:r>
-              <w:rPr>
-                <w:rFonts w:ascii="Times New Roman" w:hAnsi="Times New Roman" w:eastAsia="Times New Roman" w:cs="Times New Roman"/>
-              </w:rPr>
-              <w:t xml:space="preserve"> </w:t>
-            </w:r>
-            <w:r>
-              <w:rPr>
-                <w:rFonts w:hint="eastAsia" w:ascii="Times New Roman" w:hAnsi="Times New Roman" w:eastAsia="FangSong" w:cs="Times New Roman"/>
-              </w:rPr>
-              <w:t xml:space="preserve">换算</w:t>
-            </w:r>
-          </w:p>
-        </w:tc>
-      </w:tr>
-      <w:tr>
-        <w:tc>
-          <w:tcPr/>
-          <w:p>
-            <w:pPr>
-              <w:pStyle w:val="Compact"/>
-              <w:jc w:val="center"/>
-            </w:pPr>
-            <w:r>
-              <w:rPr>
-                <w:rFonts w:ascii="Times New Roman" w:hAnsi="Times New Roman" w:eastAsia="Times New Roman" w:cs="Times New Roman"/>
-              </w:rPr>
-              <w:t xml:space="preserve">§05 </w:t>
-            </w:r>
-            <w:r>
-              <w:rPr>
-                <w:rFonts w:hint="eastAsia" w:ascii="Times New Roman" w:hAnsi="Times New Roman" w:eastAsia="FangSong" w:cs="Times New Roman"/>
-              </w:rPr>
-              <w:t xml:space="preserve">酸碱理论</w:t>
-            </w:r>
-            <w:r>
-              <w:rPr>
-                <w:rFonts w:ascii="Times New Roman" w:hAnsi="Times New Roman" w:eastAsia="Times New Roman" w:cs="Times New Roman"/>
-              </w:rPr>
-              <w:t xml:space="preserve"> · </w:t>
-            </w:r>
-            <w:r>
-              <w:rPr>
-                <w:rFonts w:hint="eastAsia" w:ascii="Times New Roman" w:hAnsi="Times New Roman" w:eastAsia="FangSong" w:cs="Times New Roman"/>
-              </w:rPr>
-              <w:t xml:space="preserve">优势物种与介质判据</w:t>
-            </w:r>
-          </w:p>
-        </w:tc>
-        <w:tc>
-          <w:tcPr/>
-          <w:p>
-            <w:pPr>
-              <w:pStyle w:val="Compact"/>
-              <w:jc w:val="center"/>
-            </w:pPr>
-            <w:r>
-              <w:rPr>
-                <w:rFonts w:hint="eastAsia" w:ascii="Times New Roman" w:hAnsi="Times New Roman" w:eastAsia="FangSong" w:cs="Times New Roman"/>
-              </w:rPr>
-              <w:t xml:space="preserve">据介质</w:t>
-            </w:r>
-            <w:r>
-              <w:rPr>
-                <w:rFonts w:ascii="Times New Roman" w:hAnsi="Times New Roman" w:eastAsia="Times New Roman" w:cs="Times New Roman"/>
-              </w:rPr>
-              <w:t xml:space="preserve"> </w:t>
-            </w:r>
-            <m:oMath>
-              <m:r>
-                <m:rPr>
-                  <m:sty m:val="p"/>
-                </m:rPr>
-                <m:t>p</m:t>
-              </m:r>
-              <m:r>
-                <m:rPr>
-                  <m:sty m:val="p"/>
-                </m:rPr>
-                <m:t>H</m:t>
-              </m:r>
-            </m:oMath>
-            <w:r>
-              <w:rPr>
-                <w:rFonts w:ascii="Times New Roman" w:hAnsi="Times New Roman" w:eastAsia="Times New Roman" w:cs="Times New Roman"/>
-              </w:rPr>
-              <w:t xml:space="preserve"> </w:t>
-            </w:r>
-            <w:r>
-              <w:rPr>
-                <w:rFonts w:hint="eastAsia" w:ascii="Times New Roman" w:hAnsi="Times New Roman" w:eastAsia="FangSong" w:cs="Times New Roman"/>
-              </w:rPr>
-              <w:t>与相对用量判定优势物种</w:t>
-            </w:r>
-            <w:r>
-              <w:rPr>
-                <w:rFonts w:hint="eastAsia" w:ascii="Times New Roman" w:hAnsi="Times New Roman" w:eastAsia="Times New Roman" w:cs="Times New Roman"/>
-              </w:rPr>
-              <w:t>，</w:t>
-            </w:r>
-            <w:r>
-              <w:rPr>
-                <w:rFonts w:hint="eastAsia" w:ascii="Times New Roman" w:hAnsi="Times New Roman" w:eastAsia="FangSong" w:cs="Times New Roman"/>
-              </w:rPr>
-              <w:t>分析离子共存与滴加顺序影响</w:t>
-            </w:r>
-          </w:p>
-        </w:tc>
-      </w:tr>
-      <w:tr>
-        <w:tc>
-          <w:tcPr/>
-          <w:p>
-            <w:pPr>
-              <w:pStyle w:val="Compact"/>
-              <w:jc w:val="center"/>
-            </w:pPr>
-            <w:r>
-              <w:rPr>
-                <w:rFonts w:ascii="Times New Roman" w:hAnsi="Times New Roman" w:eastAsia="Times New Roman" w:cs="Times New Roman"/>
-              </w:rPr>
-              <w:t xml:space="preserve">§07 </w:t>
-            </w:r>
-            <w:r>
-              <w:rPr>
-                <w:rFonts w:hint="eastAsia" w:ascii="Times New Roman" w:hAnsi="Times New Roman" w:eastAsia="FangSong" w:cs="Times New Roman"/>
-              </w:rPr>
-              <w:t xml:space="preserve">化学平衡</w:t>
-            </w:r>
-            <w:r>
-              <w:rPr>
-                <w:rFonts w:ascii="Times New Roman" w:hAnsi="Times New Roman" w:eastAsia="Times New Roman" w:cs="Times New Roman"/>
-              </w:rPr>
-              <w:t xml:space="preserve"> · </w:t>
-            </w:r>
-            <w:r>
-              <w:rPr>
-                <w:rFonts w:hint="eastAsia" w:ascii="Times New Roman" w:hAnsi="Times New Roman" w:eastAsia="FangSong" w:cs="Times New Roman"/>
-              </w:rPr>
-              <w:t xml:space="preserve">多重平衡与常数组合</w:t>
-            </w:r>
-          </w:p>
-        </w:tc>
-        <w:tc>
-          <w:tcPr/>
-          <w:p>
-            <w:pPr>
-              <w:pStyle w:val="Compact"/>
-              <w:jc w:val="center"/>
-            </w:pPr>
-            <w:r>
-              <w:rPr>
-                <w:rFonts w:hint="eastAsia" w:ascii="Times New Roman" w:hAnsi="Times New Roman" w:eastAsia="FangSong" w:cs="Times New Roman"/>
-              </w:rPr>
-              <w:t>由分步平衡常数组合求多重平衡常数</w:t>
-            </w:r>
-            <w:r>
-              <w:rPr>
-                <w:rFonts w:hint="eastAsia" w:ascii="Times New Roman" w:hAnsi="Times New Roman" w:eastAsia="Times New Roman" w:cs="Times New Roman"/>
-              </w:rPr>
-              <w:t>，</w:t>
-            </w:r>
-            <w:r>
-              <w:rPr>
-                <w:rFonts w:hint="eastAsia" w:ascii="Times New Roman" w:hAnsi="Times New Roman" w:eastAsia="FangSong" w:cs="Times New Roman"/>
-              </w:rPr>
-              <w:t>判断耦合反应的方向与限度</w:t>
-            </w:r>
-          </w:p>
-        </w:tc>
-      </w:tr>
-      <w:tr>
-        <w:tc>
-          <w:tcPr/>
-          <w:p>
-            <w:pPr>
-              <w:pStyle w:val="Compact"/>
-              <w:jc w:val="center"/>
-            </w:pPr>
-            <w:r>
-              <w:rPr>
-                <w:rFonts w:ascii="Times New Roman" w:hAnsi="Times New Roman" w:eastAsia="Times New Roman" w:cs="Times New Roman"/>
-              </w:rPr>
-              <w:t xml:space="preserve">§07 </w:t>
-            </w:r>
-            <w:r>
-              <w:rPr>
-                <w:rFonts w:hint="eastAsia" w:ascii="Times New Roman" w:hAnsi="Times New Roman" w:eastAsia="FangSong" w:cs="Times New Roman"/>
-              </w:rPr>
-              <w:t xml:space="preserve">化学平衡</w:t>
-            </w:r>
-            <w:r>
-              <w:rPr>
-                <w:rFonts w:ascii="Times New Roman" w:hAnsi="Times New Roman" w:eastAsia="Times New Roman" w:cs="Times New Roman"/>
-              </w:rPr>
-              <w:t xml:space="preserve"> · </w:t>
-            </w:r>
-            <w:r>
-              <w:rPr>
-                <w:rFonts w:hint="eastAsia" w:ascii="Times New Roman" w:hAnsi="Times New Roman" w:eastAsia="FangSong" w:cs="Times New Roman"/>
-              </w:rPr>
-              <w:t xml:space="preserve">沉淀溶解与沉淀转化</w:t>
-            </w:r>
-          </w:p>
-        </w:tc>
-        <w:tc>
-          <w:tcPr/>
-          <w:p>
-            <w:pPr>
-              <w:pStyle w:val="Compact"/>
-              <w:jc w:val="center"/>
-            </w:pPr>
-            <w:r>
-              <w:rPr>
-                <w:rFonts w:hint="eastAsia" w:ascii="Times New Roman" w:hAnsi="Times New Roman" w:eastAsia="FangSong" w:cs="Times New Roman"/>
-              </w:rPr>
-              <w:t xml:space="preserve">由溶解度求</w:t>
-            </w:r>
-            <w:r>
-              <w:rPr>
-                <w:rFonts w:ascii="Times New Roman" w:hAnsi="Times New Roman" w:eastAsia="Times New Roman" w:cs="Times New Roman"/>
-              </w:rPr>
-              <w:t xml:space="preserve"> </w:t>
-            </w:r>
-            <m:oMath>
-              <m:sSub>
-                <m:e>
-                  <m:r>
-                    <m:t>K</m:t>
-                  </m:r>
-                </m:e>
-                <m:sub>
-                  <m:r>
-                    <m:rPr>
-                      <m:sty m:val="p"/>
-                    </m:rPr>
-                    <m:t>s</m:t>
-                  </m:r>
-                  <m:r>
-                    <m:rPr>
-                      <m:sty m:val="p"/>
-                    </m:rPr>
-                    <m:t>p</m:t>
-                  </m:r>
-                </m:sub>
-              </m:sSub>
-            </m:oMath>
-            <w:r>
-              <w:rPr>
-                <w:rFonts w:hint="eastAsia" w:ascii="Times New Roman" w:hAnsi="Times New Roman" w:eastAsia="Times New Roman" w:cs="Times New Roman"/>
-              </w:rPr>
-              <w:t>，</w:t>
-            </w:r>
-            <w:r>
-              <w:rPr>
-                <w:rFonts w:hint="eastAsia" w:ascii="Times New Roman" w:hAnsi="Times New Roman" w:eastAsia="FangSong" w:cs="Times New Roman"/>
-              </w:rPr>
-              <w:t>判定沉淀的生成</w:t>
-            </w:r>
-            <w:r>
-              <w:rPr>
-                <w:rFonts w:hint="eastAsia" w:ascii="Times New Roman" w:hAnsi="Times New Roman" w:eastAsia="Times New Roman" w:cs="Times New Roman"/>
-              </w:rPr>
-              <w:t>、</w:t>
-            </w:r>
-            <w:r>
-              <w:rPr>
-                <w:rFonts w:hint="eastAsia" w:ascii="Times New Roman" w:hAnsi="Times New Roman" w:eastAsia="FangSong" w:cs="Times New Roman"/>
-              </w:rPr>
-              <w:t>溶解与转化方向</w:t>
-            </w:r>
-          </w:p>
-        </w:tc>
-      </w:tr>
-      <w:tr>
-        <w:tc>
-          <w:tcPr/>
-          <w:p>
-            <w:pPr>
-              <w:pStyle w:val="Compact"/>
-              <w:jc w:val="center"/>
-            </w:pPr>
-            <w:r>
-              <w:rPr>
-                <w:rFonts w:ascii="Times New Roman" w:hAnsi="Times New Roman" w:eastAsia="Times New Roman" w:cs="Times New Roman"/>
-              </w:rPr>
-              <w:t xml:space="preserve">§07 </w:t>
-            </w:r>
-            <w:r>
-              <w:rPr>
-                <w:rFonts w:hint="eastAsia" w:ascii="Times New Roman" w:hAnsi="Times New Roman" w:eastAsia="FangSong" w:cs="Times New Roman"/>
-              </w:rPr>
-              <w:t xml:space="preserve">化学平衡</w:t>
-            </w:r>
-            <w:r>
-              <w:rPr>
-                <w:rFonts w:ascii="Times New Roman" w:hAnsi="Times New Roman" w:eastAsia="Times New Roman" w:cs="Times New Roman"/>
-              </w:rPr>
-              <w:t xml:space="preserve"> · </w:t>
-            </w:r>
-            <w:r>
-              <w:rPr>
-                <w:rFonts w:hint="eastAsia" w:ascii="Times New Roman" w:hAnsi="Times New Roman" w:eastAsia="FangSong" w:cs="Times New Roman"/>
-              </w:rPr>
-              <w:t xml:space="preserve">配位平衡与稳定常数</w:t>
-            </w:r>
-          </w:p>
-        </w:tc>
-        <w:tc>
-          <w:tcPr/>
-          <w:p>
-            <w:pPr>
-              <w:pStyle w:val="Compact"/>
-              <w:jc w:val="center"/>
-            </w:pPr>
-            <w:r>
-              <w:rPr>
-                <w:rFonts w:hint="eastAsia" w:ascii="Times New Roman" w:hAnsi="Times New Roman" w:eastAsia="FangSong" w:cs="Times New Roman"/>
-              </w:rPr>
-              <w:t>用累积稳定常数处理配位</w:t>
-            </w:r>
-            <w:r>
-              <w:rPr>
-                <w:rFonts w:hint="eastAsia" w:ascii="Times New Roman" w:hAnsi="Times New Roman" w:eastAsia="Times New Roman" w:cs="Times New Roman"/>
-              </w:rPr>
-              <w:t>-</w:t>
-            </w:r>
-            <w:r>
-              <w:rPr>
-                <w:rFonts w:hint="eastAsia" w:ascii="Times New Roman" w:hAnsi="Times New Roman" w:eastAsia="FangSong" w:cs="Times New Roman"/>
-              </w:rPr>
-              <w:t>沉淀</w:t>
-            </w:r>
-            <w:r>
-              <w:rPr>
-                <w:rFonts w:hint="eastAsia" w:ascii="Times New Roman" w:hAnsi="Times New Roman" w:eastAsia="Times New Roman" w:cs="Times New Roman"/>
-              </w:rPr>
-              <w:t>-</w:t>
-            </w:r>
-            <w:r>
-              <w:rPr>
-                <w:rFonts w:hint="eastAsia" w:ascii="Times New Roman" w:hAnsi="Times New Roman" w:eastAsia="FangSong" w:cs="Times New Roman"/>
-              </w:rPr>
-              <w:t>酸碱多重耦合平衡的定量计算</w:t>
-            </w:r>
-          </w:p>
-        </w:tc>
-      </w:tr>
-    </w:tbl>
-    <w:p>
-      <w:pPr>
-        <w:spacing w:before="160" w:after="80"/>
-      </w:pPr>
-      <w:r>
-        <w:pict>
-          <v:rect style="width:0;height:1.5pt" o:hralign="center" o:hrstd="t" o:hr="t"/>
-        </w:pict>
-      </w:r>
-    </w:p>
-    <w:p>
-      <w:pPr>
-        <w:pStyle w:val="FirstParagraph"/>
-        <w:ind w:firstLine="420"/>
-      </w:pPr>
-      <w:r>
-        <w:rPr>
-          <w:rFonts w:hint="eastAsia" w:ascii="Times New Roman" w:hAnsi="Times New Roman" w:eastAsia="FangSong" w:cs="Times New Roman"/>
-        </w:rPr>
-        <w:t>水是地球上最卓越的极性电离溶剂</w:t>
-      </w:r>
-      <w:r>
-        <w:rPr>
-          <w:rFonts w:hint="eastAsia" w:ascii="Times New Roman" w:hAnsi="Times New Roman" w:eastAsia="Times New Roman" w:cs="Times New Roman"/>
-        </w:rPr>
-        <w:t>。</w:t>
-      </w:r>
-      <w:r>
-        <w:rPr>
-          <w:rFonts w:hint="eastAsia" w:ascii="Times New Roman" w:hAnsi="Times New Roman" w:eastAsia="FangSong" w:cs="Times New Roman"/>
-        </w:rPr>
-        <w:t>在水溶液环境中</w:t>
-      </w:r>
-      <w:r>
-        <w:rPr>
-          <w:rFonts w:hint="eastAsia" w:ascii="Times New Roman" w:hAnsi="Times New Roman" w:eastAsia="Times New Roman" w:cs="Times New Roman"/>
-        </w:rPr>
-        <w:t>，</w:t>
-      </w:r>
-      <w:r>
-        <w:rPr>
-          <w:rFonts w:hint="eastAsia" w:ascii="Times New Roman" w:hAnsi="Times New Roman" w:eastAsia="FangSong" w:cs="Times New Roman"/>
-        </w:rPr>
-        <w:t>绝大多数化学物质并不以孤立的共价分子形态进行热运动碰撞</w:t>
-      </w:r>
-      <w:r>
-        <w:rPr>
-          <w:rFonts w:hint="eastAsia" w:ascii="Times New Roman" w:hAnsi="Times New Roman" w:eastAsia="Times New Roman" w:cs="Times New Roman"/>
-        </w:rPr>
-        <w:t>，</w:t>
-      </w:r>
-      <w:r>
-        <w:rPr>
-          <w:rFonts w:hint="eastAsia" w:ascii="Times New Roman" w:hAnsi="Times New Roman" w:eastAsia="FangSong" w:cs="Times New Roman"/>
-        </w:rPr>
-        <w:t>而是发生深度的电离解离</w:t>
-      </w:r>
-      <w:r>
-        <w:rPr>
-          <w:rFonts w:hint="eastAsia" w:ascii="Times New Roman" w:hAnsi="Times New Roman" w:eastAsia="Times New Roman" w:cs="Times New Roman"/>
-        </w:rPr>
-        <w:t>，</w:t>
-      </w:r>
-      <w:r>
-        <w:rPr>
-          <w:rFonts w:hint="eastAsia" w:ascii="Times New Roman" w:hAnsi="Times New Roman" w:eastAsia="FangSong" w:cs="Times New Roman"/>
-        </w:rPr>
-        <w:t>转化为被定向极化偶极水分子紧密包围的水合离子</w:t>
-      </w:r>
-      <w:r>
-        <w:rPr>
-          <w:rFonts w:hint="eastAsia" w:ascii="Times New Roman" w:hAnsi="Times New Roman" w:eastAsia="Times New Roman" w:cs="Times New Roman"/>
-        </w:rPr>
-        <w:t>。</w:t>
-      </w:r>
-      <w:r>
-        <w:rPr>
-          <w:rFonts w:hint="eastAsia" w:ascii="Times New Roman" w:hAnsi="Times New Roman" w:eastAsia="FangSong" w:cs="Times New Roman"/>
-        </w:rPr>
-        <w:t>离子反应正是指在水相或电离介质中</w:t>
-      </w:r>
-      <w:r>
-        <w:rPr>
-          <w:rFonts w:hint="eastAsia" w:ascii="Times New Roman" w:hAnsi="Times New Roman" w:eastAsia="Times New Roman" w:cs="Times New Roman"/>
-        </w:rPr>
-        <w:t>，</w:t>
-      </w:r>
-      <w:r>
-        <w:rPr>
-          <w:rFonts w:hint="eastAsia" w:ascii="Times New Roman" w:hAnsi="Times New Roman" w:eastAsia="FangSong" w:cs="Times New Roman"/>
-        </w:rPr>
-        <w:t>有离子实际参与或生成的化学反应</w:t>
-      </w:r>
-      <w:r>
-        <w:rPr>
-          <w:rFonts w:hint="eastAsia" w:ascii="Times New Roman" w:hAnsi="Times New Roman" w:eastAsia="Times New Roman" w:cs="Times New Roman"/>
-        </w:rPr>
-        <w:t>。</w:t>
-      </w:r>
-      <w:r>
-        <w:rPr>
-          <w:rFonts w:hint="eastAsia" w:ascii="Times New Roman" w:hAnsi="Times New Roman" w:eastAsia="FangSong" w:cs="Times New Roman"/>
-        </w:rPr>
-        <w:t>离子反应构成了水溶液化学</w:t>
-      </w:r>
-      <w:r>
-        <w:rPr>
-          <w:rFonts w:hint="eastAsia" w:ascii="Times New Roman" w:hAnsi="Times New Roman" w:eastAsia="Times New Roman" w:cs="Times New Roman"/>
-        </w:rPr>
-        <w:t>、</w:t>
-      </w:r>
-      <w:r>
-        <w:rPr>
-          <w:rFonts w:hint="eastAsia" w:ascii="Times New Roman" w:hAnsi="Times New Roman" w:eastAsia="FangSong" w:cs="Times New Roman"/>
-        </w:rPr>
-        <w:t>生命电解质代谢</w:t>
-      </w:r>
-      <w:r>
-        <w:rPr>
-          <w:rFonts w:hint="eastAsia" w:ascii="Times New Roman" w:hAnsi="Times New Roman" w:eastAsia="Times New Roman" w:cs="Times New Roman"/>
-        </w:rPr>
-        <w:t>、</w:t>
-      </w:r>
-      <w:r>
-        <w:rPr>
-          <w:rFonts w:hint="eastAsia" w:ascii="Times New Roman" w:hAnsi="Times New Roman" w:eastAsia="FangSong" w:cs="Times New Roman"/>
-        </w:rPr>
-        <w:t>环境水质转化及现代湿法冶金与化工合成的总纲与中枢基石</w:t>
-      </w:r>
-      <w:r>
-        <w:rPr>
-          <w:rFonts w:hint="eastAsia" w:ascii="Times New Roman" w:hAnsi="Times New Roman" w:eastAsia="Times New Roman" w:cs="Times New Roman"/>
-        </w:rPr>
-        <w:t>。</w:t>
-      </w:r>
-    </w:p>
-    <w:p>
-      <w:pPr>
-        <w:pStyle w:val="BodyText"/>
-        <w:ind w:firstLine="420"/>
-      </w:pPr>
-      <w:r>
-        <w:rPr>
-          <w:rFonts w:hint="eastAsia" w:ascii="Times New Roman" w:hAnsi="Times New Roman" w:eastAsia="FangSong" w:cs="Times New Roman"/>
-        </w:rPr>
-        <w:t>从微观物理化学高度审视</w:t>
-      </w:r>
-      <w:r>
-        <w:rPr>
-          <w:rFonts w:hint="eastAsia" w:ascii="Times New Roman" w:hAnsi="Times New Roman" w:eastAsia="Times New Roman" w:cs="Times New Roman"/>
-        </w:rPr>
-        <w:t>，</w:t>
-      </w:r>
-      <w:r>
-        <w:rPr>
-          <w:rFonts w:hint="eastAsia" w:ascii="Times New Roman" w:hAnsi="Times New Roman" w:eastAsia="FangSong" w:cs="Times New Roman"/>
-        </w:rPr>
-        <w:t>宏观水溶液中所呈现出的酸碱质子传递</w:t>
-      </w:r>
-      <w:r>
-        <w:rPr>
-          <w:rFonts w:hint="eastAsia" w:ascii="Times New Roman" w:hAnsi="Times New Roman" w:eastAsia="Times New Roman" w:cs="Times New Roman"/>
-        </w:rPr>
-        <w:t>、</w:t>
-      </w:r>
-      <w:r>
-        <w:rPr>
-          <w:rFonts w:hint="eastAsia" w:ascii="Times New Roman" w:hAnsi="Times New Roman" w:eastAsia="FangSong" w:cs="Times New Roman"/>
-        </w:rPr>
-        <w:t>沉淀晶格析出与溶解</w:t>
-      </w:r>
-      <w:r>
-        <w:rPr>
-          <w:rFonts w:hint="eastAsia" w:ascii="Times New Roman" w:hAnsi="Times New Roman" w:eastAsia="Times New Roman" w:cs="Times New Roman"/>
-        </w:rPr>
-        <w:t>、</w:t>
-      </w:r>
-      <w:r>
-        <w:rPr>
-          <w:rFonts w:hint="eastAsia" w:ascii="Times New Roman" w:hAnsi="Times New Roman" w:eastAsia="FangSong" w:cs="Times New Roman"/>
-        </w:rPr>
-        <w:t>配合物配位场形成</w:t>
-      </w:r>
-      <w:r>
-        <w:rPr>
-          <w:rFonts w:hint="eastAsia" w:ascii="Times New Roman" w:hAnsi="Times New Roman" w:eastAsia="Times New Roman" w:cs="Times New Roman"/>
-        </w:rPr>
-        <w:t>、</w:t>
-      </w:r>
-      <w:r>
-        <w:rPr>
-          <w:rFonts w:hint="eastAsia" w:ascii="Times New Roman" w:hAnsi="Times New Roman" w:eastAsia="FangSong" w:cs="Times New Roman"/>
-        </w:rPr>
-        <w:t>氧化还原电子跃迁以及水解聚合等多姿多彩的化学反应</w:t>
-      </w:r>
-      <w:r>
-        <w:rPr>
-          <w:rFonts w:hint="eastAsia" w:ascii="Times New Roman" w:hAnsi="Times New Roman" w:eastAsia="Times New Roman" w:cs="Times New Roman"/>
-        </w:rPr>
-        <w:t>，</w:t>
-      </w:r>
-      <w:r>
-        <w:rPr>
-          <w:rFonts w:hint="eastAsia" w:ascii="Times New Roman" w:hAnsi="Times New Roman" w:eastAsia="FangSong" w:cs="Times New Roman"/>
-        </w:rPr>
-        <w:t>其表象虽迥异</w:t>
-      </w:r>
-      <w:r>
-        <w:rPr>
-          <w:rFonts w:hint="eastAsia" w:ascii="Times New Roman" w:hAnsi="Times New Roman" w:eastAsia="Times New Roman" w:cs="Times New Roman"/>
-        </w:rPr>
-        <w:t>，</w:t>
-      </w:r>
-      <w:r>
-        <w:rPr>
-          <w:rFonts w:hint="eastAsia" w:ascii="Times New Roman" w:hAnsi="Times New Roman" w:eastAsia="FangSong" w:cs="Times New Roman"/>
-        </w:rPr>
-        <w:t>但在微观热力学本质上是完全高度统一的</w:t>
-      </w:r>
-      <w:r>
-        <w:rPr>
-          <w:rFonts w:hint="eastAsia" w:ascii="Times New Roman" w:hAnsi="Times New Roman" w:eastAsia="Times New Roman" w:cs="Times New Roman"/>
-        </w:rPr>
-        <w:t>——</w:t>
-      </w:r>
-      <w:r>
-        <w:rPr>
-          <w:rFonts w:hint="eastAsia" w:ascii="Times New Roman" w:hAnsi="Times New Roman" w:eastAsia="FangSong" w:cs="Times New Roman"/>
-        </w:rPr>
-        <w:t>它们无一例外受控于体系吉布斯自由能最小化准则</w:t>
-      </w:r>
-      <w:r>
-        <w:rPr>
-          <w:rFonts w:hint="eastAsia" w:ascii="Times New Roman" w:hAnsi="Times New Roman" w:eastAsia="Times New Roman" w:cs="Times New Roman"/>
-        </w:rPr>
-        <w:t>。</w:t>
-      </w:r>
-      <w:r>
-        <w:rPr>
-          <w:rFonts w:hint="eastAsia" w:ascii="Times New Roman" w:hAnsi="Times New Roman" w:eastAsia="FangSong" w:cs="Times New Roman"/>
-        </w:rPr>
-        <w:t>掌握离子反应的精髓</w:t>
-      </w:r>
-      <w:r>
-        <w:rPr>
-          <w:rFonts w:hint="eastAsia" w:ascii="Times New Roman" w:hAnsi="Times New Roman" w:eastAsia="Times New Roman" w:cs="Times New Roman"/>
-        </w:rPr>
-        <w:t>，</w:t>
-      </w:r>
-      <w:r>
-        <w:rPr>
-          <w:rFonts w:hint="eastAsia" w:ascii="Times New Roman" w:hAnsi="Times New Roman" w:eastAsia="FangSong" w:cs="Times New Roman"/>
-        </w:rPr>
-        <w:t>核心在于摆脱对孤立零散化学方程式的机械死记</w:t>
-      </w:r>
-      <w:r>
-        <w:rPr>
-          <w:rFonts w:hint="eastAsia" w:ascii="Times New Roman" w:hAnsi="Times New Roman" w:eastAsia="Times New Roman" w:cs="Times New Roman"/>
-        </w:rPr>
-        <w:t>，</w:t>
-      </w:r>
-      <w:r>
-        <w:rPr>
-          <w:rFonts w:hint="eastAsia" w:ascii="Times New Roman" w:hAnsi="Times New Roman" w:eastAsia="FangSong" w:cs="Times New Roman"/>
-        </w:rPr>
-        <w:t>建立以微观热力学平衡常数为底层量尺的</w:t>
-      </w:r>
-      <w:r>
-        <w:rPr>
-          <w:rFonts w:hint="eastAsia" w:ascii="Times New Roman" w:hAnsi="Times New Roman" w:eastAsia="Times New Roman" w:cs="Times New Roman"/>
-        </w:rPr>
-        <w:t>“</w:t>
-      </w:r>
-      <w:r>
-        <w:rPr>
-          <w:rFonts w:hint="eastAsia" w:ascii="Times New Roman" w:hAnsi="Times New Roman" w:eastAsia="FangSong" w:cs="Times New Roman"/>
-        </w:rPr>
-        <w:t>反应自发方向判据</w:t>
-      </w:r>
-      <w:r>
-        <w:rPr>
-          <w:rFonts w:hint="eastAsia" w:ascii="Times New Roman" w:hAnsi="Times New Roman" w:eastAsia="Times New Roman" w:cs="Times New Roman"/>
-        </w:rPr>
-        <w:t>”</w:t>
-      </w:r>
-      <w:r>
-        <w:rPr>
-          <w:rFonts w:hint="eastAsia" w:ascii="Times New Roman" w:hAnsi="Times New Roman" w:eastAsia="FangSong" w:cs="Times New Roman"/>
-        </w:rPr>
-        <w:t>与</w:t>
-      </w:r>
-      <w:r>
-        <w:rPr>
-          <w:rFonts w:hint="eastAsia" w:ascii="Times New Roman" w:hAnsi="Times New Roman" w:eastAsia="Times New Roman" w:cs="Times New Roman"/>
-        </w:rPr>
-        <w:t>“</w:t>
-      </w:r>
-      <w:r>
-        <w:rPr>
-          <w:rFonts w:hint="eastAsia" w:ascii="Times New Roman" w:hAnsi="Times New Roman" w:eastAsia="FangSong" w:cs="Times New Roman"/>
-        </w:rPr>
-        <w:t>多重离子共存推演体系</w:t>
-      </w:r>
-      <w:r>
-        <w:rPr>
-          <w:rFonts w:hint="eastAsia" w:ascii="Times New Roman" w:hAnsi="Times New Roman" w:eastAsia="Times New Roman" w:cs="Times New Roman"/>
-        </w:rPr>
-        <w:t>”。</w:t>
-      </w:r>
-    </w:p>
-    <w:p>
-      <w:pPr>
-        <w:spacing w:before="160" w:after="80"/>
-      </w:pPr>
-      <w:r>
-        <w:pict>
-          <v:rect style="width:0;height:1.5pt" o:hralign="center" o:hrstd="t" o:hr="t"/>
-        </w:pict>
-      </w:r>
-    </w:p>
-    <w:bookmarkEnd w:id="9"/>
-    <w:bookmarkStart w:id="10" w:name="水溶液离子反应的本质与热力学统一框架"/>
+    <w:bookmarkStart w:id="9" w:name="水溶液离子反应的本质与热力学统一框架"/>
     <w:p>
       <w:pPr>
         <w:pStyle w:val="Heading2"/>
@@ -2513,8 +1617,8 @@
         </w:pict>
       </w:r>
     </w:p>
-    <w:bookmarkEnd w:id="10"/>
-    <w:bookmarkStart w:id="11" w:name="五大类离子反应的本质判据与平衡常数定量计算"/>
+    <w:bookmarkEnd w:id="9"/>
+    <w:bookmarkStart w:id="10" w:name="五大类离子反应的本质判据与平衡常数定量计算"/>
     <w:p>
       <w:pPr>
         <w:pStyle w:val="Heading2"/>
@@ -8720,8 +7824,8 @@
         </w:pict>
       </w:r>
     </w:p>
-    <w:bookmarkEnd w:id="11"/>
-    <w:bookmarkStart w:id="12" w:name="多重耦合平衡coupled-equilibria微观解析"/>
+    <w:bookmarkEnd w:id="10"/>
+    <w:bookmarkStart w:id="11" w:name="多重耦合平衡coupled-equilibria微观解析"/>
     <w:p>
       <w:pPr>
         <w:pStyle w:val="Heading2"/>
@@ -12495,8 +11599,8 @@
         </w:pict>
       </w:r>
     </w:p>
-    <w:bookmarkEnd w:id="12"/>
-    <w:bookmarkStart w:id="13" w:name="溶液离子共存的系统排查逻辑与七维判据网"/>
+    <w:bookmarkEnd w:id="11"/>
+    <w:bookmarkStart w:id="12" w:name="溶液离子共存的系统排查逻辑与七维判据网"/>
     <w:p>
       <w:pPr>
         <w:pStyle w:val="Heading2"/>
@@ -18935,8 +18039,8 @@
         </w:pict>
       </w:r>
     </w:p>
-    <w:bookmarkEnd w:id="13"/>
-    <w:bookmarkStart w:id="14" w:name="相对用量滴加顺序与优势物种动态演化"/>
+    <w:bookmarkEnd w:id="12"/>
+    <w:bookmarkStart w:id="13" w:name="相对用量滴加顺序与优势物种动态演化"/>
     <w:p>
       <w:pPr>
         <w:pStyle w:val="Heading2"/>
@@ -22999,8 +22103,8 @@
         </w:pict>
       </w:r>
     </w:p>
-    <w:bookmarkEnd w:id="14"/>
-    <w:bookmarkStart w:id="15" w:name="离子方程式书写的正误甄别与学术规范自查"/>
+    <w:bookmarkEnd w:id="13"/>
+    <w:bookmarkStart w:id="14" w:name="离子方程式书写的正误甄别与学术规范自查"/>
     <w:p>
       <w:pPr>
         <w:pStyle w:val="Heading2"/>
@@ -26456,8 +25560,8 @@
         </w:pict>
       </w:r>
     </w:p>
-    <w:bookmarkEnd w:id="15"/>
-    <w:bookmarkStart w:id="16" w:name="核心离子热力学常数与反应判据速查三线表gbt-7713.1-规范"/>
+    <w:bookmarkEnd w:id="14"/>
+    <w:bookmarkStart w:id="15" w:name="核心离子热力学常数与反应判据速查三线表"/>
     <w:p>
       <w:pPr>
         <w:pStyle w:val="Heading2"/>
@@ -26473,31 +25577,7 @@
         <w:rPr>
           <w:rFonts w:hint="eastAsia" w:ascii="Times New Roman" w:hAnsi="Times New Roman" w:eastAsia="SimHei" w:cs="Times New Roman"/>
         </w:rPr>
-        <w:t>核心离子热力学常数与反应判据速查三线表</w:t>
-      </w:r>
-      <w:r>
-        <w:rPr>
-          <w:rFonts w:hint="eastAsia" w:ascii="Times New Roman" w:hAnsi="Times New Roman" w:eastAsia="Times New Roman" w:cs="Times New Roman"/>
-        </w:rPr>
-        <w:t>（GB/T</w:t>
-      </w:r>
-      <w:r>
-        <w:rPr>
-          <w:rFonts w:ascii="Times New Roman" w:hAnsi="Times New Roman" w:eastAsia="Times New Roman" w:cs="Times New Roman"/>
-        </w:rPr>
-        <w:t xml:space="preserve"> 7713.1 </w:t>
-      </w:r>
-      <w:r>
-        <w:rPr>
-          <w:rFonts w:hint="eastAsia" w:ascii="Times New Roman" w:hAnsi="Times New Roman" w:eastAsia="SimHei" w:cs="Times New Roman"/>
-        </w:rPr>
-        <w:t>规范</w:t>
-      </w:r>
-      <w:r>
-        <w:rPr>
-          <w:rFonts w:hint="eastAsia" w:ascii="Times New Roman" w:hAnsi="Times New Roman" w:eastAsia="Times New Roman" w:cs="Times New Roman"/>
-        </w:rPr>
-        <w:t>）</w:t>
+        <w:t xml:space="preserve">核心离子热力学常数与反应判据速查三线表</w:t>
       </w:r>
     </w:p>
     <w:p>
@@ -34737,8 +33817,8 @@
         </w:pict>
       </w:r>
     </w:p>
-    <w:bookmarkEnd w:id="16"/>
-    <w:bookmarkStart w:id="17" w:name="典范进阶例题例-14-全解"/>
+    <w:bookmarkEnd w:id="15"/>
+    <w:bookmarkStart w:id="16" w:name="典范进阶例题例-14-全解"/>
     <w:p>
       <w:pPr>
         <w:pStyle w:val="Heading2"/>
@@ -40052,8 +39132,8 @@
         </w:pict>
       </w:r>
     </w:p>
-    <w:bookmarkEnd w:id="17"/>
-    <w:bookmarkStart w:id="18" w:name="竞赛思考强化题与微观机理精解"/>
+    <w:bookmarkEnd w:id="16"/>
+    <w:bookmarkStart w:id="17" w:name="课后习题"/>
     <w:p>
       <w:pPr>
         <w:pStyle w:val="Heading2"/>
@@ -40069,7 +39149,7 @@
         <w:rPr>
           <w:rFonts w:hint="eastAsia" w:ascii="Times New Roman" w:hAnsi="Times New Roman" w:eastAsia="SimHei" w:cs="Times New Roman"/>
         </w:rPr>
-        <w:t xml:space="preserve">竞赛思考强化题与微观机理精解</w:t>
+        <w:t xml:space="preserve">课后习题</w:t>
       </w:r>
     </w:p>
     <w:p>
@@ -51964,7 +51044,7 @@
         <w:pStyle w:val="BodyText"/>
       </w:pPr>
     </w:p>
-    <w:bookmarkEnd w:id="18"/>
+    <w:bookmarkEnd w:id="17"/>
     <w:sectPr>
       <w:footerReference w:type="default" r:id="rId9"/>
       <w:footnotePr>

--- a/06-学生侧材料/讲义/学生专用版/1-化学基础知识/离子反应-超级充实版（学生专用版）.docx
+++ b/06-学生侧材料/讲义/学生专用版/1-化学基础知识/离子反应-超级充实版（学生专用版）.docx
@@ -54,7 +54,7 @@
         <w:rPr>
           <w:rFonts w:hint="eastAsia" w:ascii="Times New Roman" w:hAnsi="Times New Roman" w:eastAsia="FangSong" w:cs="Times New Roman"/>
         </w:rPr>
-        <w:t>其相互吸引势能极其庞大</w:t>
+        <w:t>其相互吸引势能庞大</w:t>
       </w:r>
       <w:r>
         <w:rPr>
@@ -206,7 +206,7 @@
         <w:rPr>
           <w:rFonts w:hint="eastAsia" w:ascii="Times New Roman" w:hAnsi="Times New Roman" w:eastAsia="FangSong" w:cs="Times New Roman"/>
         </w:rPr>
-        <w:t>对阴阳离子之间的静电场构成了极其剧烈的屏蔽效应</w:t>
+        <w:t>对阴阳离子之间的静电场构成了剧烈的屏蔽效应</w:t>
       </w:r>
       <w:r>
         <w:rPr>
@@ -5494,7 +5494,7 @@
         <w:rPr>
           <w:rFonts w:hint="eastAsia" w:ascii="Times New Roman" w:hAnsi="Times New Roman" w:eastAsia="FangSong" w:cs="Times New Roman"/>
         </w:rPr>
-        <w:t>电动势对平衡常数具有惊人的</w:t>
+        <w:t>电动势对平衡常数具有显著的</w:t>
       </w:r>
       <w:r>
         <w:rPr>
@@ -5893,7 +5893,7 @@
         <w:rPr>
           <w:rFonts w:hint="eastAsia" w:ascii="Times New Roman" w:hAnsi="Times New Roman" w:eastAsia="FangSong" w:cs="Times New Roman"/>
         </w:rPr>
-        <w:t>单一弱酸根或弱碱离子的水解常数极其微小</w:t>
+        <w:t>单一弱酸根或弱碱离子的水解常数微小</w:t>
       </w:r>
       <w:r>
         <w:rPr>
@@ -9172,7 +9172,7 @@
         <w:rPr>
           <w:rFonts w:hint="eastAsia" w:ascii="Times New Roman" w:hAnsi="Times New Roman" w:eastAsia="FangSong" w:cs="Times New Roman"/>
         </w:rPr>
-        <w:t>利用配合物生成极度压低自由金属离子浓度</w:t>
+        <w:t>利用配合物生成压低自由金属离子浓度</w:t>
       </w:r>
       <w:r>
         <w:rPr>
@@ -11664,7 +11664,7 @@
         <w:rPr>
           <w:rFonts w:hint="eastAsia" w:ascii="Times New Roman" w:hAnsi="Times New Roman" w:eastAsia="FangSong" w:cs="Times New Roman"/>
         </w:rPr>
-        <w:t>是一项极度考查综合化学逻辑的经典试金石</w:t>
+        <w:t>是一项综合考查化学逻辑的典型问题</w:t>
       </w:r>
       <w:r>
         <w:rPr>
@@ -15148,7 +15148,7 @@
         <w:rPr>
           <w:rFonts w:hint="eastAsia" w:ascii="Times New Roman" w:hAnsi="Times New Roman" w:eastAsia="FangSong" w:cs="Times New Roman"/>
         </w:rPr>
-        <w:t>范围内极其深度的沉淀析出</w:t>
+        <w:t>范围内深度的沉淀析出</w:t>
       </w:r>
       <w:r>
         <w:rPr>
@@ -15250,7 +15250,7 @@
         <w:rPr>
           <w:rFonts w:hint="eastAsia" w:ascii="Times New Roman" w:hAnsi="Times New Roman" w:eastAsia="FangSong" w:cs="Times New Roman"/>
         </w:rPr>
-        <w:t>许多含氧酸根阴离子在中性或弱碱性环境下氧化能力极其微弱</w:t>
+        <w:t>许多含氧酸根阴离子在中性或弱碱性环境下氧化能力微弱</w:t>
       </w:r>
       <w:r>
         <w:rPr>
@@ -17225,7 +17225,7 @@
         <w:rPr>
           <w:rFonts w:hint="eastAsia" w:ascii="Times New Roman" w:hAnsi="Times New Roman" w:eastAsia="FangSong" w:cs="Times New Roman"/>
         </w:rPr>
-        <w:t>某些过渡金属离子与特定非金属阴离子或弱碱分子具有极其反常的配位亲和力</w:t>
+        <w:t>某些过渡金属离子与特定非金属阴离子或弱碱分子具有反常的配位亲和力</w:t>
       </w:r>
       <w:r>
         <w:rPr>
@@ -17337,7 +17337,7 @@
         <w:rPr>
           <w:rFonts w:hint="eastAsia" w:ascii="Times New Roman" w:hAnsi="Times New Roman" w:eastAsia="FangSong" w:cs="Times New Roman"/>
         </w:rPr>
-        <w:t xml:space="preserve">极易形成特征极其灵敏的血红色多核络离子</w:t>
+        <w:t xml:space="preserve">极易形成特征灵敏的血红色多核络离子</w:t>
       </w:r>
       <w:r>
         <w:rPr>
@@ -17446,7 +17446,7 @@
         <w:rPr>
           <w:rFonts w:hint="eastAsia" w:ascii="Times New Roman" w:hAnsi="Times New Roman" w:eastAsia="FangSong" w:cs="Times New Roman"/>
         </w:rPr>
-        <w:t>即使在微量浓度下显色依然极其明显</w:t>
+        <w:t>即使在微量浓度下显色依然明显</w:t>
       </w:r>
       <w:r>
         <w:rPr>
@@ -33530,7 +33530,7 @@
               <w:rPr>
                 <w:rFonts w:hint="eastAsia" w:ascii="Times New Roman" w:hAnsi="Times New Roman" w:eastAsia="FangSong" w:cs="Times New Roman"/>
               </w:rPr>
-              <w:t>极度稳定的无色配合物</w:t>
+              <w:t>稳定的无色配合物</w:t>
             </w:r>
             <w:r>
               <w:rPr>

--- a/06-学生侧材料/讲义/学生专用版/1-化学基础知识/离子反应-超级充实版（学生专用版）.docx
+++ b/06-学生侧材料/讲义/学生专用版/1-化学基础知识/离子反应-超级充实版（学生专用版）.docx
@@ -33888,12 +33888,12 @@
         </w:rPr>
         <w:t xml:space="preserve"> 1</w:t>
       </w:r>
-      <w:r>
-        <w:rPr>
-          <w:rFonts w:ascii="Times New Roman" w:hAnsi="Times New Roman" w:eastAsia="Times New Roman" w:cs="Times New Roman"/>
-        </w:rPr>
-        <w:t xml:space="preserve"> </w:t>
-      </w:r>
+    </w:p>
+    <w:p>
+      <w:pPr>
+        <w:pStyle w:val="BodyText"/>
+        <w:ind w:firstLine="420"/>
+      </w:pPr>
       <w:r>
         <w:rPr>
           <w:rFonts w:hint="eastAsia" w:ascii="Times New Roman" w:hAnsi="Times New Roman" w:eastAsia="FangSong" w:cs="Times New Roman"/>
@@ -35358,12 +35358,12 @@
         </w:rPr>
         <w:t xml:space="preserve"> 2</w:t>
       </w:r>
-      <w:r>
-        <w:rPr>
-          <w:rFonts w:ascii="Times New Roman" w:hAnsi="Times New Roman" w:eastAsia="Times New Roman" w:cs="Times New Roman"/>
-        </w:rPr>
-        <w:t xml:space="preserve"> </w:t>
-      </w:r>
+    </w:p>
+    <w:p>
+      <w:pPr>
+        <w:pStyle w:val="BodyText"/>
+        <w:ind w:firstLine="420"/>
+      </w:pPr>
       <w:r>
         <w:rPr>
           <w:rFonts w:hint="eastAsia" w:ascii="Times New Roman" w:hAnsi="Times New Roman" w:eastAsia="FangSong" w:cs="Times New Roman"/>
@@ -37226,12 +37226,12 @@
         </w:rPr>
         <w:t xml:space="preserve"> 3</w:t>
       </w:r>
-      <w:r>
-        <w:rPr>
-          <w:rFonts w:ascii="Times New Roman" w:hAnsi="Times New Roman" w:eastAsia="Times New Roman" w:cs="Times New Roman"/>
-        </w:rPr>
-        <w:t xml:space="preserve"> </w:t>
-      </w:r>
+    </w:p>
+    <w:p>
+      <w:pPr>
+        <w:pStyle w:val="BodyText"/>
+        <w:ind w:firstLine="420"/>
+      </w:pPr>
       <w:r>
         <w:rPr>
           <w:rFonts w:hint="eastAsia" w:ascii="Times New Roman" w:hAnsi="Times New Roman" w:eastAsia="FangSong" w:cs="Times New Roman"/>
@@ -37854,12 +37854,12 @@
         </w:rPr>
         <w:t xml:space="preserve"> 4</w:t>
       </w:r>
-      <w:r>
-        <w:rPr>
-          <w:rFonts w:ascii="Times New Roman" w:hAnsi="Times New Roman" w:eastAsia="Times New Roman" w:cs="Times New Roman"/>
-        </w:rPr>
-        <w:t xml:space="preserve"> </w:t>
-      </w:r>
+    </w:p>
+    <w:p>
+      <w:pPr>
+        <w:pStyle w:val="BodyText"/>
+        <w:ind w:firstLine="420"/>
+      </w:pPr>
       <w:r>
         <w:rPr>
           <w:rFonts w:hint="eastAsia" w:ascii="Times New Roman" w:hAnsi="Times New Roman" w:eastAsia="FangSong" w:cs="Times New Roman"/>

--- a/06-学生侧材料/讲义/学生专用版/1-化学基础知识/离子反应-超级充实版（学生专用版）.docx
+++ b/06-学生侧材料/讲义/学生专用版/1-化学基础知识/离子反应-超级充实版（学生专用版）.docx
@@ -6775,12 +6775,12 @@
         </w:rPr>
         <w:t xml:space="preserve">。</w:t>
       </w:r>
-      <w:r>
-        <w:rPr>
-          <w:rFonts w:ascii="Times New Roman" w:hAnsi="Times New Roman" w:eastAsia="Times New Roman" w:cs="Times New Roman"/>
-        </w:rPr>
-        <w:t xml:space="preserve"> </w:t>
-      </w:r>
+    </w:p>
+    <w:p>
+      <w:pPr>
+        <w:pStyle w:val="BodyText"/>
+        <w:ind w:firstLine="420"/>
+      </w:pPr>
       <w:r>
         <w:rPr>
           <w:rFonts w:hint="eastAsia" w:ascii="Times New Roman" w:hAnsi="Times New Roman" w:eastAsia="FangSong" w:cs="Times New Roman"/>
@@ -20618,12 +20618,12 @@
         </w:rPr>
         <w:t>。</w:t>
       </w:r>
-      <w:r>
-        <w:rPr>
-          <w:rFonts w:ascii="Times New Roman" w:hAnsi="Times New Roman" w:eastAsia="Times New Roman" w:cs="Times New Roman"/>
-        </w:rPr>
-        <w:t xml:space="preserve"> </w:t>
-      </w:r>
+    </w:p>
+    <w:p>
+      <w:pPr>
+        <w:pStyle w:val="BodyText"/>
+        <w:ind w:firstLine="420"/>
+      </w:pPr>
       <w:r>
         <w:rPr>
           <w:rFonts w:hint="eastAsia" w:ascii="Times New Roman" w:hAnsi="Times New Roman" w:eastAsia="FangSong" w:cs="Times New Roman"/>
@@ -21108,12 +21108,12 @@
         </w:rPr>
         <w:t>”。</w:t>
       </w:r>
-      <w:r>
-        <w:rPr>
-          <w:rFonts w:ascii="Times New Roman" w:hAnsi="Times New Roman" w:eastAsia="Times New Roman" w:cs="Times New Roman"/>
-        </w:rPr>
-        <w:t xml:space="preserve"> </w:t>
-      </w:r>
+    </w:p>
+    <w:p>
+      <w:pPr>
+        <w:pStyle w:val="BodyText"/>
+        <w:ind w:firstLine="420"/>
+      </w:pPr>
       <w:r>
         <w:rPr>
           <w:rFonts w:hint="eastAsia" w:ascii="Times New Roman" w:hAnsi="Times New Roman" w:eastAsia="FangSong" w:cs="Times New Roman"/>
@@ -21534,12 +21534,12 @@
         </w:rPr>
         <w:t>。</w:t>
       </w:r>
-      <w:r>
-        <w:rPr>
-          <w:rFonts w:ascii="Times New Roman" w:hAnsi="Times New Roman" w:eastAsia="Times New Roman" w:cs="Times New Roman"/>
-        </w:rPr>
-        <w:t xml:space="preserve"> </w:t>
-      </w:r>
+    </w:p>
+    <w:p>
+      <w:pPr>
+        <w:pStyle w:val="BodyText"/>
+        <w:ind w:firstLine="420"/>
+      </w:pPr>
       <w:r>
         <w:rPr>
           <w:rFonts w:hint="eastAsia" w:ascii="Times New Roman" w:hAnsi="Times New Roman" w:eastAsia="FangSong" w:cs="Times New Roman"/>
@@ -33942,12 +33942,12 @@
         </w:rPr>
         <w:t>。</w:t>
       </w:r>
-      <w:r>
-        <w:rPr>
-          <w:rFonts w:ascii="Times New Roman" w:hAnsi="Times New Roman" w:eastAsia="Times New Roman" w:cs="Times New Roman"/>
-        </w:rPr>
-        <w:t xml:space="preserve"> </w:t>
-      </w:r>
+    </w:p>
+    <w:p>
+      <w:pPr>
+        <w:pStyle w:val="BodyText"/>
+        <w:ind w:firstLine="420"/>
+      </w:pPr>
       <w:r>
         <w:rPr>
           <w:rFonts w:hint="eastAsia" w:ascii="Times New Roman" w:hAnsi="Times New Roman" w:eastAsia="FangSong" w:cs="Times New Roman"/>
@@ -35778,12 +35778,12 @@
         </w:rPr>
         <w:t xml:space="preserve">。</w:t>
       </w:r>
-      <w:r>
-        <w:rPr>
-          <w:rFonts w:ascii="Times New Roman" w:hAnsi="Times New Roman" w:eastAsia="Times New Roman" w:cs="Times New Roman"/>
-        </w:rPr>
-        <w:t xml:space="preserve"> </w:t>
-      </w:r>
+    </w:p>
+    <w:p>
+      <w:pPr>
+        <w:pStyle w:val="BodyText"/>
+        <w:ind w:firstLine="420"/>
+      </w:pPr>
       <w:r>
         <w:rPr>
           <w:rFonts w:hint="eastAsia" w:ascii="Times New Roman" w:hAnsi="Times New Roman" w:eastAsia="FangSong" w:cs="Times New Roman"/>
@@ -35957,12 +35957,12 @@
         </w:rPr>
         <w:t xml:space="preserve">；</w:t>
       </w:r>
-      <w:r>
-        <w:rPr>
-          <w:rFonts w:ascii="Times New Roman" w:hAnsi="Times New Roman" w:eastAsia="Times New Roman" w:cs="Times New Roman"/>
-        </w:rPr>
-        <w:t xml:space="preserve"> </w:t>
-      </w:r>
+    </w:p>
+    <w:p>
+      <w:pPr>
+        <w:pStyle w:val="BodyText"/>
+        <w:ind w:firstLine="420"/>
+      </w:pPr>
       <w:r>
         <w:rPr>
           <w:rFonts w:hint="eastAsia" w:ascii="Times New Roman" w:hAnsi="Times New Roman" w:eastAsia="FangSong" w:cs="Times New Roman"/>
@@ -36133,12 +36133,12 @@
         </w:rPr>
         <w:t xml:space="preserve">；</w:t>
       </w:r>
-      <w:r>
-        <w:rPr>
-          <w:rFonts w:ascii="Times New Roman" w:hAnsi="Times New Roman" w:eastAsia="Times New Roman" w:cs="Times New Roman"/>
-        </w:rPr>
-        <w:t xml:space="preserve"> </w:t>
-      </w:r>
+    </w:p>
+    <w:p>
+      <w:pPr>
+        <w:pStyle w:val="BodyText"/>
+        <w:ind w:firstLine="420"/>
+      </w:pPr>
       <w:r>
         <w:rPr>
           <w:rFonts w:hint="eastAsia" w:ascii="Times New Roman" w:hAnsi="Times New Roman" w:eastAsia="FangSong" w:cs="Times New Roman"/>
@@ -36315,12 +36315,12 @@
         </w:rPr>
         <w:t xml:space="preserve">；</w:t>
       </w:r>
-      <w:r>
-        <w:rPr>
-          <w:rFonts w:ascii="Times New Roman" w:hAnsi="Times New Roman" w:eastAsia="Times New Roman" w:cs="Times New Roman"/>
-        </w:rPr>
-        <w:t xml:space="preserve"> </w:t>
-      </w:r>
+    </w:p>
+    <w:p>
+      <w:pPr>
+        <w:pStyle w:val="BodyText"/>
+        <w:ind w:firstLine="420"/>
+      </w:pPr>
       <w:r>
         <w:rPr>
           <w:rFonts w:hint="eastAsia" w:ascii="Times New Roman" w:hAnsi="Times New Roman" w:eastAsia="FangSong" w:cs="Times New Roman"/>
@@ -36467,12 +36467,12 @@
         </w:rPr>
         <w:t xml:space="preserve">。</w:t>
       </w:r>
-      <w:r>
-        <w:rPr>
-          <w:rFonts w:ascii="Times New Roman" w:hAnsi="Times New Roman" w:eastAsia="Times New Roman" w:cs="Times New Roman"/>
-        </w:rPr>
-        <w:t xml:space="preserve"> </w:t>
-      </w:r>
+    </w:p>
+    <w:p>
+      <w:pPr>
+        <w:pStyle w:val="BodyText"/>
+        <w:ind w:firstLine="420"/>
+      </w:pPr>
       <w:r>
         <w:rPr>
           <w:rFonts w:hint="eastAsia" w:ascii="Times New Roman" w:hAnsi="Times New Roman" w:eastAsia="FangSong" w:cs="Times New Roman"/>
@@ -38108,12 +38108,12 @@
         </w:rPr>
         <w:t>。</w:t>
       </w:r>
-      <w:r>
-        <w:rPr>
-          <w:rFonts w:ascii="Times New Roman" w:hAnsi="Times New Roman" w:eastAsia="Times New Roman" w:cs="Times New Roman"/>
-        </w:rPr>
-        <w:t xml:space="preserve"> </w:t>
-      </w:r>
+    </w:p>
+    <w:p>
+      <w:pPr>
+        <w:pStyle w:val="BodyText"/>
+        <w:ind w:firstLine="420"/>
+      </w:pPr>
       <w:r>
         <w:rPr>
           <w:rFonts w:hint="eastAsia" w:ascii="Times New Roman" w:hAnsi="Times New Roman" w:eastAsia="FangSong" w:cs="Times New Roman"/>

--- a/06-学生侧材料/讲义/学生专用版/1-化学基础知识/离子反应-超级充实版（学生专用版）.docx
+++ b/06-学生侧材料/讲义/学生专用版/1-化学基础知识/离子反应-超级充实版（学生专用版）.docx
@@ -13576,6 +13576,12 @@
         </w:rPr>
         <w:t>。</w:t>
       </w:r>
+    </w:p>
+    <w:p>
+      <w:pPr>
+        <w:pStyle w:val="BodyText"/>
+        <w:ind w:firstLine="420"/>
+      </w:pPr>
       <w:r>
         <w:rPr>
           <w:rFonts w:hint="eastAsia" w:ascii="Times New Roman" w:hAnsi="Times New Roman" w:eastAsia="FangSong" w:cs="Times New Roman"/>
@@ -15612,6 +15618,12 @@
         </w:rPr>
         <w:t>；</w:t>
       </w:r>
+    </w:p>
+    <w:p>
+      <w:pPr>
+        <w:pStyle w:val="BodyText"/>
+        <w:ind w:firstLine="420"/>
+      </w:pPr>
       <w:r>
         <w:rPr>
           <w:rFonts w:hint="eastAsia" w:ascii="Times New Roman" w:hAnsi="Times New Roman" w:eastAsia="FangSong" w:cs="Times New Roman"/>
@@ -16286,6 +16298,12 @@
         </w:rPr>
         <w:t>；</w:t>
       </w:r>
+    </w:p>
+    <w:p>
+      <w:pPr>
+        <w:pStyle w:val="BodyText"/>
+        <w:ind w:firstLine="420"/>
+      </w:pPr>
       <w:r>
         <w:rPr>
           <w:rFonts w:hint="eastAsia" w:ascii="Times New Roman" w:hAnsi="Times New Roman" w:eastAsia="FangSong" w:cs="Times New Roman"/>

--- a/06-学生侧材料/讲义/学生专用版/1-化学基础知识/离子反应-超级充实版（学生专用版）.docx
+++ b/06-学生侧材料/讲义/学生专用版/1-化学基础知识/离子反应-超级充实版（学生专用版）.docx
@@ -25742,12 +25742,12 @@
         </w:tblBorders>
       </w:tblPr>
       <w:tblGrid>
-        <w:gridCol w:w="1131"/>
-        <w:gridCol w:w="1414"/>
-        <w:gridCol w:w="1414"/>
-        <w:gridCol w:w="1414"/>
-        <w:gridCol w:w="1414"/>
-        <w:gridCol w:w="1131"/>
+        <w:gridCol w:w="1254"/>
+        <w:gridCol w:w="924"/>
+        <w:gridCol w:w="1320"/>
+        <w:gridCol w:w="1122"/>
+        <w:gridCol w:w="1122"/>
+        <w:gridCol w:w="2178"/>
       </w:tblGrid>
       <w:tr>
         <w:trPr>
@@ -31699,11 +31699,11 @@
         </w:tblBorders>
       </w:tblPr>
       <w:tblGrid>
-        <w:gridCol w:w="1377"/>
-        <w:gridCol w:w="1721"/>
-        <w:gridCol w:w="1721"/>
-        <w:gridCol w:w="1721"/>
-        <w:gridCol w:w="1377"/>
+        <w:gridCol w:w="1782"/>
+        <w:gridCol w:w="1452"/>
+        <w:gridCol w:w="1782"/>
+        <w:gridCol w:w="1254"/>
+        <w:gridCol w:w="1650"/>
       </w:tblGrid>
       <w:tr>
         <w:trPr>

--- a/06-学生侧材料/讲义/学生专用版/1-化学基础知识/离子反应-超级充实版（学生专用版）.docx
+++ b/06-学生侧材料/讲义/学生专用版/1-化学基础知识/离子反应-超级充实版（学生专用版）.docx
@@ -28826,12 +28826,10 @@
         </w:tblBorders>
       </w:tblPr>
       <w:tblGrid>
-        <w:gridCol w:w="1131"/>
-        <w:gridCol w:w="1414"/>
-        <w:gridCol w:w="1414"/>
-        <w:gridCol w:w="1414"/>
-        <w:gridCol w:w="1414"/>
-        <w:gridCol w:w="1131"/>
+        <w:gridCol w:w="1760"/>
+        <w:gridCol w:w="2200"/>
+        <w:gridCol w:w="2200"/>
+        <w:gridCol w:w="1760"/>
       </w:tblGrid>
       <w:tr>
         <w:trPr>
@@ -28893,94 +28891,6 @@
                 <w:rFonts w:hint="eastAsia" w:ascii="Times New Roman" w:hAnsi="Times New Roman" w:eastAsia="SimHei" w:cs="Times New Roman"/>
                 <w:b/>
               </w:rPr>
-              <w:t xml:space="preserve">级数及电离平衡常数</w:t>
-            </w:r>
-            <w:r>
-              <w:rPr>
-                <w:rFonts w:ascii="Times New Roman" w:hAnsi="Times New Roman" w:eastAsia="Times New Roman" w:cs="Times New Roman"/>
-                <w:b/>
-              </w:rPr>
-              <w:t xml:space="preserve"> </w:t>
-            </w:r>
-            <m:oMath>
-              <m:r>
-                <m:t>p</m:t>
-              </m:r>
-              <m:sSub>
-                <m:e>
-                  <m:r>
-                    <m:t>K</m:t>
-                  </m:r>
-                </m:e>
-                <m:sub>
-                  <m:r>
-                    <m:rPr>
-                      <m:sty m:val="p"/>
-                    </m:rPr>
-                    <m:t>a</m:t>
-                  </m:r>
-                </m:sub>
-              </m:sSub>
-            </m:oMath>
-            <w:r>
-              <w:rPr>
-                <w:rFonts w:ascii="Times New Roman" w:hAnsi="Times New Roman" w:eastAsia="Times New Roman" w:cs="Times New Roman"/>
-                <w:b/>
-              </w:rPr>
-              <w:t xml:space="preserve"> </w:t>
-            </w:r>
-            <w:r>
-              <w:rPr>
-                <w:rFonts w:ascii="Times New Roman" w:hAnsi="Times New Roman" w:eastAsia="Times New Roman" w:cs="Times New Roman"/>
-                <w:b/>
-              </w:rPr>
-              <w:t xml:space="preserve">/</w:t>
-            </w:r>
-            <w:r>
-              <w:rPr>
-                <w:rFonts w:ascii="Times New Roman" w:hAnsi="Times New Roman" w:eastAsia="Times New Roman" w:cs="Times New Roman"/>
-                <w:b/>
-              </w:rPr>
-              <w:t xml:space="preserve"> </w:t>
-            </w:r>
-            <m:oMath>
-              <m:r>
-                <m:t>p</m:t>
-              </m:r>
-              <m:sSub>
-                <m:e>
-                  <m:r>
-                    <m:t>K</m:t>
-                  </m:r>
-                </m:e>
-                <m:sub>
-                  <m:r>
-                    <m:rPr>
-                      <m:sty m:val="p"/>
-                    </m:rPr>
-                    <m:t>b</m:t>
-                  </m:r>
-                </m:sub>
-              </m:sSub>
-            </m:oMath>
-          </w:p>
-        </w:tc>
-        <w:tc>
-          <w:tcPr>
-            <w:tcBorders>
-              <w:bottom w:val="single" w:sz="6" w:space="0" w:color="333333"/>
-            </w:tcBorders>
-          </w:tcPr>
-          <w:p>
-            <w:pPr>
-              <w:pStyle w:val="Compact"/>
-              <w:jc w:val="center"/>
-            </w:pPr>
-            <w:r>
-              <w:rPr>
-                <w:rFonts w:hint="eastAsia" w:ascii="Times New Roman" w:hAnsi="Times New Roman" w:eastAsia="SimHei" w:cs="Times New Roman"/>
-                <w:b/>
-              </w:rPr>
               <w:t>对应水解</w:t>
             </w:r>
             <w:r>
@@ -28997,50 +28907,6 @@
               </w:rPr>
               <w:t>双水解体系</w:t>
             </w:r>
-          </w:p>
-        </w:tc>
-        <w:tc>
-          <w:tcPr>
-            <w:tcBorders>
-              <w:bottom w:val="single" w:sz="6" w:space="0" w:color="333333"/>
-            </w:tcBorders>
-          </w:tcPr>
-          <w:p>
-            <w:pPr>
-              <w:pStyle w:val="Compact"/>
-              <w:jc w:val="center"/>
-            </w:pPr>
-            <w:r>
-              <w:rPr>
-                <w:rFonts w:hint="eastAsia" w:ascii="Times New Roman" w:hAnsi="Times New Roman" w:eastAsia="SimHei" w:cs="Times New Roman"/>
-                <w:b/>
-              </w:rPr>
-              <w:t xml:space="preserve">等效水解平衡常数</w:t>
-            </w:r>
-            <w:r>
-              <w:rPr>
-                <w:rFonts w:ascii="Times New Roman" w:hAnsi="Times New Roman" w:eastAsia="Times New Roman" w:cs="Times New Roman"/>
-                <w:b/>
-              </w:rPr>
-              <w:t xml:space="preserve"> </w:t>
-            </w:r>
-            <m:oMath>
-              <m:sSub>
-                <m:e>
-                  <m:r>
-                    <m:t>K</m:t>
-                  </m:r>
-                </m:e>
-                <m:sub>
-                  <m:r>
-                    <m:rPr>
-                      <m:sty m:val="p"/>
-                    </m:rPr>
-                    <m:t>h</m:t>
-                  </m:r>
-                </m:sub>
-              </m:sSub>
-            </m:oMath>
           </w:p>
         </w:tc>
         <w:tc>
@@ -29154,50 +29020,6 @@
             </w:pPr>
             <m:oMath>
               <m:r>
-                <m:t>p</m:t>
-              </m:r>
-              <m:sSub>
-                <m:e>
-                  <m:r>
-                    <m:t>K</m:t>
-                  </m:r>
-                </m:e>
-                <m:sub>
-                  <m:r>
-                    <m:rPr>
-                      <m:sty m:val="p"/>
-                    </m:rPr>
-                    <m:t>a</m:t>
-                  </m:r>
-                </m:sub>
-              </m:sSub>
-              <m:r>
-                <m:rPr>
-                  <m:sty m:val="p"/>
-                </m:rPr>
-                <m:t>=</m:t>
-              </m:r>
-              <m:r>
-                <m:t>4.76</m:t>
-              </m:r>
-            </m:oMath>
-            <w:r>
-              <w:rPr>
-                <w:rFonts w:ascii="Times New Roman" w:hAnsi="Times New Roman" w:eastAsia="Times New Roman" w:cs="Times New Roman"/>
-              </w:rPr>
-              <w:t xml:space="preserve">​</w:t>
-            </w:r>
-          </w:p>
-        </w:tc>
-        <w:tc>
-          <w:tcPr/>
-          <w:p>
-            <w:pPr>
-              <w:pStyle w:val="Compact"/>
-              <w:jc w:val="center"/>
-            </w:pPr>
-            <m:oMath>
-              <m:r>
                 <m:rPr>
                   <m:sty m:val="p"/>
                 </m:rPr>
@@ -29245,71 +29067,6 @@
                 <w:rFonts w:hint="eastAsia" w:ascii="Times New Roman" w:hAnsi="Times New Roman" w:eastAsia="FangSong" w:cs="Times New Roman"/>
               </w:rPr>
               <w:t xml:space="preserve">水溶液</w:t>
-            </w:r>
-          </w:p>
-        </w:tc>
-        <w:tc>
-          <w:tcPr/>
-          <w:p>
-            <w:pPr>
-              <w:pStyle w:val="Compact"/>
-              <w:jc w:val="center"/>
-            </w:pPr>
-            <m:oMath>
-              <m:sSub>
-                <m:e>
-                  <m:r>
-                    <m:t>K</m:t>
-                  </m:r>
-                </m:e>
-                <m:sub>
-                  <m:r>
-                    <m:rPr>
-                      <m:sty m:val="p"/>
-                    </m:rPr>
-                    <m:t>h</m:t>
-                  </m:r>
-                </m:sub>
-              </m:sSub>
-              <m:r>
-                <m:rPr>
-                  <m:sty m:val="p"/>
-                </m:rPr>
-                <m:t>=</m:t>
-              </m:r>
-              <m:r>
-                <m:t>3.2</m:t>
-              </m:r>
-              <m:r>
-                <m:rPr>
-                  <m:sty m:val="p"/>
-                </m:rPr>
-                <m:t>×</m:t>
-              </m:r>
-              <m:sSup>
-                <m:e>
-                  <m:r>
-                    <m:t>10</m:t>
-                  </m:r>
-                </m:e>
-                <m:sup>
-                  <m:r>
-                    <m:rPr>
-                      <m:sty m:val="p"/>
-                    </m:rPr>
-                    <m:t>−</m:t>
-                  </m:r>
-                  <m:r>
-                    <m:t>5</m:t>
-                  </m:r>
-                </m:sup>
-              </m:sSup>
-            </m:oMath>
-            <w:r>
-              <w:rPr>
-                <w:rFonts w:ascii="Times New Roman" w:hAnsi="Times New Roman" w:eastAsia="Times New Roman" w:cs="Times New Roman"/>
-              </w:rPr>
-              <w:t xml:space="preserve">​</w:t>
             </w:r>
           </w:p>
         </w:tc>
@@ -29478,50 +29235,6 @@
               <w:jc w:val="center"/>
             </w:pPr>
             <m:oMath>
-              <m:r>
-                <m:t>p</m:t>
-              </m:r>
-              <m:sSub>
-                <m:e>
-                  <m:r>
-                    <m:t>K</m:t>
-                  </m:r>
-                </m:e>
-                <m:sub>
-                  <m:r>
-                    <m:rPr>
-                      <m:sty m:val="p"/>
-                    </m:rPr>
-                    <m:t>a</m:t>
-                  </m:r>
-                </m:sub>
-              </m:sSub>
-              <m:r>
-                <m:rPr>
-                  <m:sty m:val="p"/>
-                </m:rPr>
-                <m:t>=</m:t>
-              </m:r>
-              <m:r>
-                <m:t>3.17</m:t>
-              </m:r>
-            </m:oMath>
-            <w:r>
-              <w:rPr>
-                <w:rFonts w:ascii="Times New Roman" w:hAnsi="Times New Roman" w:eastAsia="Times New Roman" w:cs="Times New Roman"/>
-              </w:rPr>
-              <w:t xml:space="preserve">​</w:t>
-            </w:r>
-          </w:p>
-        </w:tc>
-        <w:tc>
-          <w:tcPr/>
-          <w:p>
-            <w:pPr>
-              <w:pStyle w:val="Compact"/>
-              <w:jc w:val="center"/>
-            </w:pPr>
-            <m:oMath>
               <m:sSup>
                 <m:e>
                   <m:r>
@@ -29552,71 +29265,6 @@
                 <w:rFonts w:hint="eastAsia" w:ascii="Times New Roman" w:hAnsi="Times New Roman" w:eastAsia="FangSong" w:cs="Times New Roman"/>
               </w:rPr>
               <w:t xml:space="preserve">水解</w:t>
-            </w:r>
-          </w:p>
-        </w:tc>
-        <w:tc>
-          <w:tcPr/>
-          <w:p>
-            <w:pPr>
-              <w:pStyle w:val="Compact"/>
-              <w:jc w:val="center"/>
-            </w:pPr>
-            <m:oMath>
-              <m:sSub>
-                <m:e>
-                  <m:r>
-                    <m:t>K</m:t>
-                  </m:r>
-                </m:e>
-                <m:sub>
-                  <m:r>
-                    <m:rPr>
-                      <m:sty m:val="p"/>
-                    </m:rPr>
-                    <m:t>h</m:t>
-                  </m:r>
-                </m:sub>
-              </m:sSub>
-              <m:r>
-                <m:rPr>
-                  <m:sty m:val="p"/>
-                </m:rPr>
-                <m:t>=</m:t>
-              </m:r>
-              <m:r>
-                <m:t>1.5</m:t>
-              </m:r>
-              <m:r>
-                <m:rPr>
-                  <m:sty m:val="p"/>
-                </m:rPr>
-                <m:t>×</m:t>
-              </m:r>
-              <m:sSup>
-                <m:e>
-                  <m:r>
-                    <m:t>10</m:t>
-                  </m:r>
-                </m:e>
-                <m:sup>
-                  <m:r>
-                    <m:rPr>
-                      <m:sty m:val="p"/>
-                    </m:rPr>
-                    <m:t>−</m:t>
-                  </m:r>
-                  <m:r>
-                    <m:t>11</m:t>
-                  </m:r>
-                </m:sup>
-              </m:sSup>
-            </m:oMath>
-            <w:r>
-              <w:rPr>
-                <w:rFonts w:ascii="Times New Roman" w:hAnsi="Times New Roman" w:eastAsia="Times New Roman" w:cs="Times New Roman"/>
-              </w:rPr>
-              <w:t xml:space="preserve">​</w:t>
             </w:r>
           </w:p>
         </w:tc>
@@ -29708,50 +29356,6 @@
             </w:pPr>
             <m:oMath>
               <m:r>
-                <m:t>p</m:t>
-              </m:r>
-              <m:sSub>
-                <m:e>
-                  <m:r>
-                    <m:t>K</m:t>
-                  </m:r>
-                </m:e>
-                <m:sub>
-                  <m:r>
-                    <m:rPr>
-                      <m:sty m:val="p"/>
-                    </m:rPr>
-                    <m:t>a</m:t>
-                  </m:r>
-                </m:sub>
-              </m:sSub>
-              <m:r>
-                <m:rPr>
-                  <m:sty m:val="p"/>
-                </m:rPr>
-                <m:t>=</m:t>
-              </m:r>
-              <m:r>
-                <m:t>9.21</m:t>
-              </m:r>
-            </m:oMath>
-            <w:r>
-              <w:rPr>
-                <w:rFonts w:ascii="Times New Roman" w:hAnsi="Times New Roman" w:eastAsia="Times New Roman" w:cs="Times New Roman"/>
-              </w:rPr>
-              <w:t xml:space="preserve">​</w:t>
-            </w:r>
-          </w:p>
-        </w:tc>
-        <w:tc>
-          <w:tcPr/>
-          <w:p>
-            <w:pPr>
-              <w:pStyle w:val="Compact"/>
-              <w:jc w:val="center"/>
-            </w:pPr>
-            <m:oMath>
-              <m:r>
                 <m:rPr>
                   <m:sty m:val="p"/>
                 </m:rPr>
@@ -29787,71 +29391,6 @@
                 <w:rFonts w:hint="eastAsia" w:ascii="Times New Roman" w:hAnsi="Times New Roman" w:eastAsia="FangSong" w:cs="Times New Roman"/>
               </w:rPr>
               <w:t xml:space="preserve">水解</w:t>
-            </w:r>
-          </w:p>
-        </w:tc>
-        <w:tc>
-          <w:tcPr/>
-          <w:p>
-            <w:pPr>
-              <w:pStyle w:val="Compact"/>
-              <w:jc w:val="center"/>
-            </w:pPr>
-            <m:oMath>
-              <m:sSub>
-                <m:e>
-                  <m:r>
-                    <m:t>K</m:t>
-                  </m:r>
-                </m:e>
-                <m:sub>
-                  <m:r>
-                    <m:rPr>
-                      <m:sty m:val="p"/>
-                    </m:rPr>
-                    <m:t>h</m:t>
-                  </m:r>
-                </m:sub>
-              </m:sSub>
-              <m:r>
-                <m:rPr>
-                  <m:sty m:val="p"/>
-                </m:rPr>
-                <m:t>=</m:t>
-              </m:r>
-              <m:r>
-                <m:t>1.6</m:t>
-              </m:r>
-              <m:r>
-                <m:rPr>
-                  <m:sty m:val="p"/>
-                </m:rPr>
-                <m:t>×</m:t>
-              </m:r>
-              <m:sSup>
-                <m:e>
-                  <m:r>
-                    <m:t>10</m:t>
-                  </m:r>
-                </m:e>
-                <m:sup>
-                  <m:r>
-                    <m:rPr>
-                      <m:sty m:val="p"/>
-                    </m:rPr>
-                    <m:t>−</m:t>
-                  </m:r>
-                  <m:r>
-                    <m:t>5</m:t>
-                  </m:r>
-                </m:sup>
-              </m:sSup>
-            </m:oMath>
-            <w:r>
-              <w:rPr>
-                <w:rFonts w:ascii="Times New Roman" w:hAnsi="Times New Roman" w:eastAsia="Times New Roman" w:cs="Times New Roman"/>
-              </w:rPr>
-              <w:t xml:space="preserve">​</w:t>
             </w:r>
           </w:p>
         </w:tc>
@@ -29979,89 +29518,6 @@
             </w:pPr>
             <m:oMath>
               <m:r>
-                <m:t>p</m:t>
-              </m:r>
-              <m:sSub>
-                <m:e>
-                  <m:r>
-                    <m:t>K</m:t>
-                  </m:r>
-                </m:e>
-                <m:sub>
-                  <m:r>
-                    <m:rPr>
-                      <m:sty m:val="p"/>
-                    </m:rPr>
-                    <m:t>a</m:t>
-                  </m:r>
-                  <m:r>
-                    <m:t>1</m:t>
-                  </m:r>
-                </m:sub>
-              </m:sSub>
-              <m:r>
-                <m:rPr>
-                  <m:sty m:val="p"/>
-                </m:rPr>
-                <m:t>=</m:t>
-              </m:r>
-              <m:r>
-                <m:t>6.35</m:t>
-              </m:r>
-              <m:r>
-                <m:rPr>
-                  <m:sty m:val="p"/>
-                </m:rPr>
-                <m:t>,</m:t>
-              </m:r>
-              <m:r>
-                <m:t>p</m:t>
-              </m:r>
-              <m:sSub>
-                <m:e>
-                  <m:r>
-                    <m:t>K</m:t>
-                  </m:r>
-                </m:e>
-                <m:sub>
-                  <m:r>
-                    <m:rPr>
-                      <m:sty m:val="p"/>
-                    </m:rPr>
-                    <m:t>a</m:t>
-                  </m:r>
-                  <m:r>
-                    <m:t>2</m:t>
-                  </m:r>
-                </m:sub>
-              </m:sSub>
-              <m:r>
-                <m:rPr>
-                  <m:sty m:val="p"/>
-                </m:rPr>
-                <m:t>=</m:t>
-              </m:r>
-              <m:r>
-                <m:t>10.33</m:t>
-              </m:r>
-            </m:oMath>
-            <w:r>
-              <w:rPr>
-                <w:rFonts w:ascii="Times New Roman" w:hAnsi="Times New Roman" w:eastAsia="Times New Roman" w:cs="Times New Roman"/>
-              </w:rPr>
-              <w:t xml:space="preserve">​</w:t>
-            </w:r>
-          </w:p>
-        </w:tc>
-        <w:tc>
-          <w:tcPr/>
-          <w:p>
-            <w:pPr>
-              <w:pStyle w:val="Compact"/>
-              <w:jc w:val="center"/>
-            </w:pPr>
-            <m:oMath>
-              <m:r>
                 <m:rPr>
                   <m:sty m:val="p"/>
                 </m:rPr>
@@ -30141,56 +29597,6 @@
                   </m:r>
                 </m:sup>
               </m:sSubSup>
-            </m:oMath>
-            <w:r>
-              <w:rPr>
-                <w:rFonts w:ascii="Times New Roman" w:hAnsi="Times New Roman" w:eastAsia="Times New Roman" w:cs="Times New Roman"/>
-              </w:rPr>
-              <w:t xml:space="preserve">​</w:t>
-            </w:r>
-          </w:p>
-        </w:tc>
-        <w:tc>
-          <w:tcPr/>
-          <w:p>
-            <w:pPr>
-              <w:pStyle w:val="Compact"/>
-              <w:jc w:val="center"/>
-            </w:pPr>
-            <m:oMath>
-              <m:sSub>
-                <m:e>
-                  <m:r>
-                    <m:t>K</m:t>
-                  </m:r>
-                </m:e>
-                <m:sub>
-                  <m:r>
-                    <m:rPr>
-                      <m:sty m:val="p"/>
-                    </m:rPr>
-                    <m:t>h</m:t>
-                  </m:r>
-                </m:sub>
-              </m:sSub>
-              <m:r>
-                <m:rPr>
-                  <m:sty m:val="p"/>
-                </m:rPr>
-                <m:t>≫</m:t>
-              </m:r>
-              <m:sSup>
-                <m:e>
-                  <m:r>
-                    <m:t>10</m:t>
-                  </m:r>
-                </m:e>
-                <m:sup>
-                  <m:r>
-                    <m:t>10</m:t>
-                  </m:r>
-                </m:sup>
-              </m:sSup>
             </m:oMath>
             <w:r>
               <w:rPr>
@@ -30410,89 +29816,6 @@
             </w:pPr>
             <m:oMath>
               <m:r>
-                <m:t>p</m:t>
-              </m:r>
-              <m:sSub>
-                <m:e>
-                  <m:r>
-                    <m:t>K</m:t>
-                  </m:r>
-                </m:e>
-                <m:sub>
-                  <m:r>
-                    <m:rPr>
-                      <m:sty m:val="p"/>
-                    </m:rPr>
-                    <m:t>a</m:t>
-                  </m:r>
-                  <m:r>
-                    <m:t>1</m:t>
-                  </m:r>
-                </m:sub>
-              </m:sSub>
-              <m:r>
-                <m:rPr>
-                  <m:sty m:val="p"/>
-                </m:rPr>
-                <m:t>=</m:t>
-              </m:r>
-              <m:r>
-                <m:t>1.81</m:t>
-              </m:r>
-              <m:r>
-                <m:rPr>
-                  <m:sty m:val="p"/>
-                </m:rPr>
-                <m:t>,</m:t>
-              </m:r>
-              <m:r>
-                <m:t>p</m:t>
-              </m:r>
-              <m:sSub>
-                <m:e>
-                  <m:r>
-                    <m:t>K</m:t>
-                  </m:r>
-                </m:e>
-                <m:sub>
-                  <m:r>
-                    <m:rPr>
-                      <m:sty m:val="p"/>
-                    </m:rPr>
-                    <m:t>a</m:t>
-                  </m:r>
-                  <m:r>
-                    <m:t>2</m:t>
-                  </m:r>
-                </m:sub>
-              </m:sSub>
-              <m:r>
-                <m:rPr>
-                  <m:sty m:val="p"/>
-                </m:rPr>
-                <m:t>=</m:t>
-              </m:r>
-              <m:r>
-                <m:t>6.91</m:t>
-              </m:r>
-            </m:oMath>
-            <w:r>
-              <w:rPr>
-                <w:rFonts w:ascii="Times New Roman" w:hAnsi="Times New Roman" w:eastAsia="Times New Roman" w:cs="Times New Roman"/>
-              </w:rPr>
-              <w:t xml:space="preserve">​</w:t>
-            </w:r>
-          </w:p>
-        </w:tc>
-        <w:tc>
-          <w:tcPr/>
-          <w:p>
-            <w:pPr>
-              <w:pStyle w:val="Compact"/>
-              <w:jc w:val="center"/>
-            </w:pPr>
-            <m:oMath>
-              <m:r>
                 <m:rPr>
                   <m:sty m:val="p"/>
                 </m:rPr>
@@ -30542,74 +29865,6 @@
                 <w:rFonts w:hint="eastAsia" w:ascii="Times New Roman" w:hAnsi="Times New Roman" w:eastAsia="FangSong" w:cs="Times New Roman"/>
               </w:rPr>
               <w:t xml:space="preserve">水解</w:t>
-            </w:r>
-          </w:p>
-        </w:tc>
-        <w:tc>
-          <w:tcPr/>
-          <w:p>
-            <w:pPr>
-              <w:pStyle w:val="Compact"/>
-              <w:jc w:val="center"/>
-            </w:pPr>
-            <m:oMath>
-              <m:sSub>
-                <m:e>
-                  <m:r>
-                    <m:t>K</m:t>
-                  </m:r>
-                </m:e>
-                <m:sub>
-                  <m:r>
-                    <m:rPr>
-                      <m:sty m:val="p"/>
-                    </m:rPr>
-                    <m:t>h</m:t>
-                  </m:r>
-                  <m:r>
-                    <m:t>1</m:t>
-                  </m:r>
-                </m:sub>
-              </m:sSub>
-              <m:r>
-                <m:rPr>
-                  <m:sty m:val="p"/>
-                </m:rPr>
-                <m:t>=</m:t>
-              </m:r>
-              <m:r>
-                <m:t>8.1</m:t>
-              </m:r>
-              <m:r>
-                <m:rPr>
-                  <m:sty m:val="p"/>
-                </m:rPr>
-                <m:t>×</m:t>
-              </m:r>
-              <m:sSup>
-                <m:e>
-                  <m:r>
-                    <m:t>10</m:t>
-                  </m:r>
-                </m:e>
-                <m:sup>
-                  <m:r>
-                    <m:rPr>
-                      <m:sty m:val="p"/>
-                    </m:rPr>
-                    <m:t>−</m:t>
-                  </m:r>
-                  <m:r>
-                    <m:t>8</m:t>
-                  </m:r>
-                </m:sup>
-              </m:sSup>
-            </m:oMath>
-            <w:r>
-              <w:rPr>
-                <w:rFonts w:ascii="Times New Roman" w:hAnsi="Times New Roman" w:eastAsia="Times New Roman" w:cs="Times New Roman"/>
-              </w:rPr>
-              <w:t xml:space="preserve">​</w:t>
             </w:r>
           </w:p>
         </w:tc>
@@ -30719,89 +29974,6 @@
             </w:pPr>
             <m:oMath>
               <m:r>
-                <m:t>p</m:t>
-              </m:r>
-              <m:sSub>
-                <m:e>
-                  <m:r>
-                    <m:t>K</m:t>
-                  </m:r>
-                </m:e>
-                <m:sub>
-                  <m:r>
-                    <m:rPr>
-                      <m:sty m:val="p"/>
-                    </m:rPr>
-                    <m:t>a</m:t>
-                  </m:r>
-                  <m:r>
-                    <m:t>1</m:t>
-                  </m:r>
-                </m:sub>
-              </m:sSub>
-              <m:r>
-                <m:rPr>
-                  <m:sty m:val="p"/>
-                </m:rPr>
-                <m:t>=</m:t>
-              </m:r>
-              <m:r>
-                <m:t>7.04</m:t>
-              </m:r>
-              <m:r>
-                <m:rPr>
-                  <m:sty m:val="p"/>
-                </m:rPr>
-                <m:t>,</m:t>
-              </m:r>
-              <m:r>
-                <m:t>p</m:t>
-              </m:r>
-              <m:sSub>
-                <m:e>
-                  <m:r>
-                    <m:t>K</m:t>
-                  </m:r>
-                </m:e>
-                <m:sub>
-                  <m:r>
-                    <m:rPr>
-                      <m:sty m:val="p"/>
-                    </m:rPr>
-                    <m:t>a</m:t>
-                  </m:r>
-                  <m:r>
-                    <m:t>2</m:t>
-                  </m:r>
-                </m:sub>
-              </m:sSub>
-              <m:r>
-                <m:rPr>
-                  <m:sty m:val="p"/>
-                </m:rPr>
-                <m:t>=</m:t>
-              </m:r>
-              <m:r>
-                <m:t>12.92</m:t>
-              </m:r>
-            </m:oMath>
-            <w:r>
-              <w:rPr>
-                <w:rFonts w:ascii="Times New Roman" w:hAnsi="Times New Roman" w:eastAsia="Times New Roman" w:cs="Times New Roman"/>
-              </w:rPr>
-              <w:t xml:space="preserve">​</w:t>
-            </w:r>
-          </w:p>
-        </w:tc>
-        <w:tc>
-          <w:tcPr/>
-          <w:p>
-            <w:pPr>
-              <w:pStyle w:val="Compact"/>
-              <w:jc w:val="center"/>
-            </w:pPr>
-            <m:oMath>
-              <m:r>
                 <m:rPr>
                   <m:sty m:val="p"/>
                 </m:rPr>
@@ -30867,21 +30039,6 @@
                 <w:rFonts w:ascii="Times New Roman" w:hAnsi="Times New Roman" w:eastAsia="Times New Roman" w:cs="Times New Roman"/>
               </w:rPr>
               <w:t xml:space="preserve">​</w:t>
-            </w:r>
-          </w:p>
-        </w:tc>
-        <w:tc>
-          <w:tcPr/>
-          <w:p>
-            <w:pPr>
-              <w:pStyle w:val="Compact"/>
-              <w:jc w:val="center"/>
-            </w:pPr>
-            <w:r>
-              <w:rPr>
-                <w:rFonts w:hint="eastAsia" w:ascii="Times New Roman" w:hAnsi="Times New Roman" w:eastAsia="FangSong" w:cs="Times New Roman"/>
-              </w:rPr>
-              <w:t xml:space="preserve">氧化还原主导</w:t>
             </w:r>
           </w:p>
         </w:tc>
@@ -31017,125 +30174,6 @@
                   </m:r>
                 </m:sub>
               </m:sSub>
-            </m:oMath>
-            <w:r>
-              <w:rPr>
-                <w:rFonts w:ascii="Times New Roman" w:hAnsi="Times New Roman" w:eastAsia="Times New Roman" w:cs="Times New Roman"/>
-              </w:rPr>
-              <w:t xml:space="preserve">​</w:t>
-            </w:r>
-          </w:p>
-        </w:tc>
-        <w:tc>
-          <w:tcPr/>
-          <w:p>
-            <w:pPr>
-              <w:pStyle w:val="Compact"/>
-              <w:jc w:val="center"/>
-            </w:pPr>
-            <m:oMath>
-              <m:r>
-                <m:t>p</m:t>
-              </m:r>
-              <m:sSub>
-                <m:e>
-                  <m:r>
-                    <m:t>K</m:t>
-                  </m:r>
-                </m:e>
-                <m:sub>
-                  <m:r>
-                    <m:rPr>
-                      <m:sty m:val="p"/>
-                    </m:rPr>
-                    <m:t>a</m:t>
-                  </m:r>
-                  <m:r>
-                    <m:t>1</m:t>
-                  </m:r>
-                </m:sub>
-              </m:sSub>
-              <m:r>
-                <m:rPr>
-                  <m:sty m:val="p"/>
-                </m:rPr>
-                <m:t>=</m:t>
-              </m:r>
-              <m:r>
-                <m:t>2.16</m:t>
-              </m:r>
-              <m:r>
-                <m:rPr>
-                  <m:sty m:val="p"/>
-                </m:rPr>
-                <m:t>,</m:t>
-              </m:r>
-              <m:r>
-                <m:t>p</m:t>
-              </m:r>
-              <m:sSub>
-                <m:e>
-                  <m:r>
-                    <m:t>K</m:t>
-                  </m:r>
-                </m:e>
-                <m:sub>
-                  <m:r>
-                    <m:rPr>
-                      <m:sty m:val="p"/>
-                    </m:rPr>
-                    <m:t>a</m:t>
-                  </m:r>
-                  <m:r>
-                    <m:t>2</m:t>
-                  </m:r>
-                </m:sub>
-              </m:sSub>
-              <m:r>
-                <m:rPr>
-                  <m:sty m:val="p"/>
-                </m:rPr>
-                <m:t>=</m:t>
-              </m:r>
-              <m:r>
-                <m:t>7.21</m:t>
-              </m:r>
-              <m:r>
-                <m:rPr>
-                  <m:sty m:val="p"/>
-                </m:rPr>
-                <m:t>,</m:t>
-              </m:r>
-              <m:r>
-                <m:t>p</m:t>
-              </m:r>
-              <m:sSub>
-                <m:e>
-                  <m:r>
-                    <m:t>K</m:t>
-                  </m:r>
-                </m:e>
-                <m:sub>
-                  <m:r>
-                    <m:rPr>
-                      <m:sty m:val="p"/>
-                    </m:rPr>
-                    <m:t>a</m:t>
-                  </m:r>
-                  <m:r>
-                    <m:t>3</m:t>
-                  </m:r>
-                </m:sub>
-              </m:sSub>
-              <m:r>
-                <m:rPr>
-                  <m:sty m:val="p"/>
-                </m:rPr>
-                <m:t>=</m:t>
-              </m:r>
-              <m:r>
-                <m:t>12.32</m:t>
-              </m:r>
             </m:oMath>
             <w:r>
               <w:rPr>
@@ -31231,71 +30269,6 @@
               <w:pStyle w:val="Compact"/>
               <w:jc w:val="center"/>
             </w:pPr>
-            <m:oMath>
-              <m:sSub>
-                <m:e>
-                  <m:r>
-                    <m:t>K</m:t>
-                  </m:r>
-                </m:e>
-                <m:sub>
-                  <m:r>
-                    <m:rPr>
-                      <m:sty m:val="p"/>
-                    </m:rPr>
-                    <m:t>h</m:t>
-                  </m:r>
-                </m:sub>
-              </m:sSub>
-              <m:r>
-                <m:rPr>
-                  <m:sty m:val="p"/>
-                </m:rPr>
-                <m:t>=</m:t>
-              </m:r>
-              <m:r>
-                <m:t>6.2</m:t>
-              </m:r>
-              <m:r>
-                <m:rPr>
-                  <m:sty m:val="p"/>
-                </m:rPr>
-                <m:t>×</m:t>
-              </m:r>
-              <m:sSup>
-                <m:e>
-                  <m:r>
-                    <m:t>10</m:t>
-                  </m:r>
-                </m:e>
-                <m:sup>
-                  <m:r>
-                    <m:rPr>
-                      <m:sty m:val="p"/>
-                    </m:rPr>
-                    <m:t>−</m:t>
-                  </m:r>
-                  <m:r>
-                    <m:t>8</m:t>
-                  </m:r>
-                </m:sup>
-              </m:sSup>
-            </m:oMath>
-            <w:r>
-              <w:rPr>
-                <w:rFonts w:ascii="Times New Roman" w:hAnsi="Times New Roman" w:eastAsia="Times New Roman" w:cs="Times New Roman"/>
-              </w:rPr>
-              <w:t xml:space="preserve">​</w:t>
-            </w:r>
-          </w:p>
-        </w:tc>
-        <w:tc>
-          <w:tcPr/>
-          <w:p>
-            <w:pPr>
-              <w:pStyle w:val="Compact"/>
-              <w:jc w:val="center"/>
-            </w:pPr>
             <w:r>
               <w:rPr>
                 <w:rFonts w:hint="eastAsia" w:ascii="Times New Roman" w:hAnsi="Times New Roman" w:eastAsia="FangSong" w:cs="Times New Roman"/>
@@ -31413,50 +30386,6 @@
             </w:pPr>
             <m:oMath>
               <m:r>
-                <m:t>p</m:t>
-              </m:r>
-              <m:sSub>
-                <m:e>
-                  <m:r>
-                    <m:t>K</m:t>
-                  </m:r>
-                </m:e>
-                <m:sub>
-                  <m:r>
-                    <m:rPr>
-                      <m:sty m:val="p"/>
-                    </m:rPr>
-                    <m:t>b</m:t>
-                  </m:r>
-                </m:sub>
-              </m:sSub>
-              <m:r>
-                <m:rPr>
-                  <m:sty m:val="p"/>
-                </m:rPr>
-                <m:t>=</m:t>
-              </m:r>
-              <m:r>
-                <m:t>4.75</m:t>
-              </m:r>
-            </m:oMath>
-            <w:r>
-              <w:rPr>
-                <w:rFonts w:ascii="Times New Roman" w:hAnsi="Times New Roman" w:eastAsia="Times New Roman" w:cs="Times New Roman"/>
-              </w:rPr>
-              <w:t xml:space="preserve">​</w:t>
-            </w:r>
-          </w:p>
-        </w:tc>
-        <w:tc>
-          <w:tcPr/>
-          <w:p>
-            <w:pPr>
-              <w:pStyle w:val="Compact"/>
-              <w:jc w:val="center"/>
-            </w:pPr>
-            <m:oMath>
-              <m:r>
                 <m:rPr>
                   <m:sty m:val="p"/>
                 </m:rPr>
@@ -31500,71 +30429,6 @@
                 <w:rFonts w:hint="eastAsia" w:ascii="Times New Roman" w:hAnsi="Times New Roman" w:eastAsia="FangSong" w:cs="Times New Roman"/>
               </w:rPr>
               <w:t xml:space="preserve">水解</w:t>
-            </w:r>
-          </w:p>
-        </w:tc>
-        <w:tc>
-          <w:tcPr/>
-          <w:p>
-            <w:pPr>
-              <w:pStyle w:val="Compact"/>
-              <w:jc w:val="center"/>
-            </w:pPr>
-            <m:oMath>
-              <m:sSub>
-                <m:e>
-                  <m:r>
-                    <m:t>K</m:t>
-                  </m:r>
-                </m:e>
-                <m:sub>
-                  <m:r>
-                    <m:rPr>
-                      <m:sty m:val="p"/>
-                    </m:rPr>
-                    <m:t>h</m:t>
-                  </m:r>
-                </m:sub>
-              </m:sSub>
-              <m:r>
-                <m:rPr>
-                  <m:sty m:val="p"/>
-                </m:rPr>
-                <m:t>=</m:t>
-              </m:r>
-              <m:r>
-                <m:t>5.6</m:t>
-              </m:r>
-              <m:r>
-                <m:rPr>
-                  <m:sty m:val="p"/>
-                </m:rPr>
-                <m:t>×</m:t>
-              </m:r>
-              <m:sSup>
-                <m:e>
-                  <m:r>
-                    <m:t>10</m:t>
-                  </m:r>
-                </m:e>
-                <m:sup>
-                  <m:r>
-                    <m:rPr>
-                      <m:sty m:val="p"/>
-                    </m:rPr>
-                    <m:t>−</m:t>
-                  </m:r>
-                  <m:r>
-                    <m:t>10</m:t>
-                  </m:r>
-                </m:sup>
-              </m:sSup>
-            </m:oMath>
-            <w:r>
-              <w:rPr>
-                <w:rFonts w:ascii="Times New Roman" w:hAnsi="Times New Roman" w:eastAsia="Times New Roman" w:cs="Times New Roman"/>
-              </w:rPr>
-              <w:t xml:space="preserve">​</w:t>
             </w:r>
           </w:p>
         </w:tc>
@@ -31628,6 +30492,1378 @@
                 <w:rFonts w:hint="eastAsia" w:ascii="Times New Roman" w:hAnsi="Times New Roman" w:eastAsia="FangSong" w:cs="Times New Roman"/>
               </w:rPr>
               <w:t>钴氨配离子</w:t>
+            </w:r>
+          </w:p>
+        </w:tc>
+      </w:tr>
+    </w:tbl>
+    <w:p>
+      <w:pPr>
+        <w:pStyle w:val="BodyText"/>
+        <w:spacing w:before="120" w:after="80"/>
+        <w:ind w:firstLine="420"/>
+      </w:pPr>
+      <w:r>
+        <w:rPr>
+          <w:rFonts w:hint="eastAsia" w:ascii="Times New Roman" w:hAnsi="Times New Roman" w:eastAsia="FangSong" w:cs="Times New Roman"/>
+          <w:b/>
+          <w:bCs/>
+        </w:rPr>
+        <w:t>表</w:t>
+      </w:r>
+      <w:r>
+        <w:rPr>
+          <w:rFonts w:hint="eastAsia" w:ascii="Times New Roman" w:hAnsi="Times New Roman" w:eastAsia="Times New Roman" w:cs="Times New Roman"/>
+          <w:b/>
+          <w:bCs/>
+        </w:rPr>
+        <w:t>2（</w:t>
+      </w:r>
+      <w:r>
+        <w:rPr>
+          <w:rFonts w:hint="eastAsia" w:ascii="Times New Roman" w:hAnsi="Times New Roman" w:eastAsia="FangSong" w:cs="Times New Roman"/>
+          <w:b/>
+          <w:bCs/>
+        </w:rPr>
+        <w:t>续</w:t>
+      </w:r>
+      <w:r>
+        <w:rPr>
+          <w:rFonts w:hint="eastAsia" w:ascii="Times New Roman" w:hAnsi="Times New Roman" w:eastAsia="Times New Roman" w:cs="Times New Roman"/>
+          <w:b/>
+          <w:bCs/>
+        </w:rPr>
+        <w:t>）</w:t>
+      </w:r>
+      <w:r>
+        <w:rPr>
+          <w:rFonts w:ascii="Times New Roman" w:hAnsi="Times New Roman" w:eastAsia="Times New Roman" w:cs="Times New Roman"/>
+          <w:b/>
+          <w:bCs/>
+        </w:rPr>
+        <w:t xml:space="preserve">　</w:t>
+      </w:r>
+      <w:r>
+        <w:rPr>
+          <w:rFonts w:hint="eastAsia" w:ascii="Times New Roman" w:hAnsi="Times New Roman" w:eastAsia="FangSong" w:cs="Times New Roman"/>
+          <w:b/>
+          <w:bCs/>
+        </w:rPr>
+        <w:t xml:space="preserve">电离与水解平衡常数</w:t>
+      </w:r>
+    </w:p>
+    <w:tbl>
+      <w:tblPr>
+        <w:tblStyle w:val="Table"/>
+        <w:tblW w:type="pct" w:w="5000"/>
+        <w:tblLayout w:type="fixed"/>
+        <w:tblLook w:firstRow="1" w:lastRow="0" w:firstColumn="0" w:lastColumn="0" w:noHBand="0" w:noVBand="0" w:val="0020"/>
+        <w:jc w:val="center"/>
+        <w:tblBorders>
+          <w:top w:val="single" w:sz="12" w:space="0" w:color="333333"/>
+          <w:bottom w:val="single" w:sz="12" w:space="0" w:color="333333"/>
+          <w:left w:val="none"/>
+          <w:right w:val="none"/>
+          <w:insideH w:val="none"/>
+          <w:insideV w:val="none"/>
+        </w:tblBorders>
+      </w:tblPr>
+      <w:tblGrid>
+        <w:gridCol w:w="1188"/>
+        <w:gridCol w:w="4686"/>
+        <w:gridCol w:w="2046"/>
+      </w:tblGrid>
+      <w:tr>
+        <w:trPr>
+          <w:tblHeader w:val="on"/>
+        </w:trPr>
+        <w:tc>
+          <w:tcPr>
+            <w:tcBorders>
+              <w:bottom w:val="single" w:sz="6" w:space="0" w:color="333333"/>
+            </w:tcBorders>
+          </w:tcPr>
+          <w:p>
+            <w:pPr>
+              <w:pStyle w:val="Compact"/>
+              <w:jc w:val="center"/>
+            </w:pPr>
+            <w:r>
+              <w:rPr>
+                <w:rFonts w:hint="eastAsia" w:ascii="Times New Roman" w:hAnsi="Times New Roman" w:eastAsia="SimHei" w:cs="Times New Roman"/>
+                <w:b/>
+              </w:rPr>
+              <w:t xml:space="preserve">电解质名称</w:t>
+            </w:r>
+          </w:p>
+        </w:tc>
+        <w:tc>
+          <w:tcPr>
+            <w:tcBorders>
+              <w:bottom w:val="single" w:sz="6" w:space="0" w:color="333333"/>
+            </w:tcBorders>
+          </w:tcPr>
+          <w:p>
+            <w:pPr>
+              <w:pStyle w:val="Compact"/>
+              <w:jc w:val="center"/>
+            </w:pPr>
+            <w:r>
+              <w:rPr>
+                <w:rFonts w:hint="eastAsia" w:ascii="Times New Roman" w:hAnsi="Times New Roman" w:eastAsia="SimHei" w:cs="Times New Roman"/>
+                <w:b/>
+              </w:rPr>
+              <w:t xml:space="preserve">级数及电离平衡常数</w:t>
+            </w:r>
+            <w:r>
+              <w:rPr>
+                <w:rFonts w:ascii="Times New Roman" w:hAnsi="Times New Roman" w:eastAsia="Times New Roman" w:cs="Times New Roman"/>
+                <w:b/>
+              </w:rPr>
+              <w:t xml:space="preserve"> </w:t>
+            </w:r>
+            <m:oMath>
+              <m:r>
+                <m:t>p</m:t>
+              </m:r>
+              <m:sSub>
+                <m:e>
+                  <m:r>
+                    <m:t>K</m:t>
+                  </m:r>
+                </m:e>
+                <m:sub>
+                  <m:r>
+                    <m:rPr>
+                      <m:sty m:val="p"/>
+                    </m:rPr>
+                    <m:t>a</m:t>
+                  </m:r>
+                </m:sub>
+              </m:sSub>
+            </m:oMath>
+            <w:r>
+              <w:rPr>
+                <w:rFonts w:ascii="Times New Roman" w:hAnsi="Times New Roman" w:eastAsia="Times New Roman" w:cs="Times New Roman"/>
+                <w:b/>
+              </w:rPr>
+              <w:t xml:space="preserve"> </w:t>
+            </w:r>
+            <w:r>
+              <w:rPr>
+                <w:rFonts w:ascii="Times New Roman" w:hAnsi="Times New Roman" w:eastAsia="Times New Roman" w:cs="Times New Roman"/>
+                <w:b/>
+              </w:rPr>
+              <w:t xml:space="preserve">/</w:t>
+            </w:r>
+            <w:r>
+              <w:rPr>
+                <w:rFonts w:ascii="Times New Roman" w:hAnsi="Times New Roman" w:eastAsia="Times New Roman" w:cs="Times New Roman"/>
+                <w:b/>
+              </w:rPr>
+              <w:t xml:space="preserve"> </w:t>
+            </w:r>
+            <m:oMath>
+              <m:r>
+                <m:t>p</m:t>
+              </m:r>
+              <m:sSub>
+                <m:e>
+                  <m:r>
+                    <m:t>K</m:t>
+                  </m:r>
+                </m:e>
+                <m:sub>
+                  <m:r>
+                    <m:rPr>
+                      <m:sty m:val="p"/>
+                    </m:rPr>
+                    <m:t>b</m:t>
+                  </m:r>
+                </m:sub>
+              </m:sSub>
+            </m:oMath>
+          </w:p>
+        </w:tc>
+        <w:tc>
+          <w:tcPr>
+            <w:tcBorders>
+              <w:bottom w:val="single" w:sz="6" w:space="0" w:color="333333"/>
+            </w:tcBorders>
+          </w:tcPr>
+          <w:p>
+            <w:pPr>
+              <w:pStyle w:val="Compact"/>
+              <w:jc w:val="center"/>
+            </w:pPr>
+            <w:r>
+              <w:rPr>
+                <w:rFonts w:hint="eastAsia" w:ascii="Times New Roman" w:hAnsi="Times New Roman" w:eastAsia="SimHei" w:cs="Times New Roman"/>
+                <w:b/>
+              </w:rPr>
+              <w:t xml:space="preserve">等效水解平衡常数</w:t>
+            </w:r>
+            <w:r>
+              <w:rPr>
+                <w:rFonts w:ascii="Times New Roman" w:hAnsi="Times New Roman" w:eastAsia="Times New Roman" w:cs="Times New Roman"/>
+                <w:b/>
+              </w:rPr>
+              <w:t xml:space="preserve"> </w:t>
+            </w:r>
+            <m:oMath>
+              <m:sSub>
+                <m:e>
+                  <m:r>
+                    <m:t>K</m:t>
+                  </m:r>
+                </m:e>
+                <m:sub>
+                  <m:r>
+                    <m:rPr>
+                      <m:sty m:val="p"/>
+                    </m:rPr>
+                    <m:t>h</m:t>
+                  </m:r>
+                </m:sub>
+              </m:sSub>
+            </m:oMath>
+          </w:p>
+        </w:tc>
+      </w:tr>
+      <w:tr>
+        <w:tc>
+          <w:tcPr/>
+          <w:p>
+            <w:pPr>
+              <w:pStyle w:val="Compact"/>
+              <w:jc w:val="center"/>
+            </w:pPr>
+            <w:r>
+              <w:rPr>
+                <w:rFonts w:hint="eastAsia" w:ascii="Times New Roman" w:hAnsi="Times New Roman" w:eastAsia="FangSong" w:cs="Times New Roman"/>
+              </w:rPr>
+              <w:t xml:space="preserve">醋酸</w:t>
+            </w:r>
+          </w:p>
+        </w:tc>
+        <w:tc>
+          <w:tcPr/>
+          <w:p>
+            <w:pPr>
+              <w:pStyle w:val="Compact"/>
+              <w:jc w:val="center"/>
+            </w:pPr>
+            <m:oMath>
+              <m:r>
+                <m:t>p</m:t>
+              </m:r>
+              <m:sSub>
+                <m:e>
+                  <m:r>
+                    <m:t>K</m:t>
+                  </m:r>
+                </m:e>
+                <m:sub>
+                  <m:r>
+                    <m:rPr>
+                      <m:sty m:val="p"/>
+                    </m:rPr>
+                    <m:t>a</m:t>
+                  </m:r>
+                </m:sub>
+              </m:sSub>
+              <m:r>
+                <m:rPr>
+                  <m:sty m:val="p"/>
+                </m:rPr>
+                <m:t>=</m:t>
+              </m:r>
+              <m:r>
+                <m:t>4.76</m:t>
+              </m:r>
+            </m:oMath>
+            <w:r>
+              <w:rPr>
+                <w:rFonts w:ascii="Times New Roman" w:hAnsi="Times New Roman" w:eastAsia="Times New Roman" w:cs="Times New Roman"/>
+              </w:rPr>
+              <w:t xml:space="preserve">​</w:t>
+            </w:r>
+          </w:p>
+        </w:tc>
+        <w:tc>
+          <w:tcPr/>
+          <w:p>
+            <w:pPr>
+              <w:pStyle w:val="Compact"/>
+              <w:jc w:val="center"/>
+            </w:pPr>
+            <m:oMath>
+              <m:sSub>
+                <m:e>
+                  <m:r>
+                    <m:t>K</m:t>
+                  </m:r>
+                </m:e>
+                <m:sub>
+                  <m:r>
+                    <m:rPr>
+                      <m:sty m:val="p"/>
+                    </m:rPr>
+                    <m:t>h</m:t>
+                  </m:r>
+                </m:sub>
+              </m:sSub>
+              <m:r>
+                <m:rPr>
+                  <m:sty m:val="p"/>
+                </m:rPr>
+                <m:t>=</m:t>
+              </m:r>
+              <m:r>
+                <m:t>3.2</m:t>
+              </m:r>
+              <m:r>
+                <m:rPr>
+                  <m:sty m:val="p"/>
+                </m:rPr>
+                <m:t>×</m:t>
+              </m:r>
+              <m:sSup>
+                <m:e>
+                  <m:r>
+                    <m:t>10</m:t>
+                  </m:r>
+                </m:e>
+                <m:sup>
+                  <m:r>
+                    <m:rPr>
+                      <m:sty m:val="p"/>
+                    </m:rPr>
+                    <m:t>−</m:t>
+                  </m:r>
+                  <m:r>
+                    <m:t>5</m:t>
+                  </m:r>
+                </m:sup>
+              </m:sSup>
+            </m:oMath>
+            <w:r>
+              <w:rPr>
+                <w:rFonts w:ascii="Times New Roman" w:hAnsi="Times New Roman" w:eastAsia="Times New Roman" w:cs="Times New Roman"/>
+              </w:rPr>
+              <w:t xml:space="preserve">​</w:t>
+            </w:r>
+          </w:p>
+        </w:tc>
+      </w:tr>
+      <w:tr>
+        <w:tc>
+          <w:tcPr/>
+          <w:p>
+            <w:pPr>
+              <w:pStyle w:val="Compact"/>
+              <w:jc w:val="center"/>
+            </w:pPr>
+            <w:r>
+              <w:rPr>
+                <w:rFonts w:hint="eastAsia" w:ascii="Times New Roman" w:hAnsi="Times New Roman" w:eastAsia="FangSong" w:cs="Times New Roman"/>
+              </w:rPr>
+              <w:t xml:space="preserve">氢氟酸</w:t>
+            </w:r>
+          </w:p>
+        </w:tc>
+        <w:tc>
+          <w:tcPr/>
+          <w:p>
+            <w:pPr>
+              <w:pStyle w:val="Compact"/>
+              <w:jc w:val="center"/>
+            </w:pPr>
+            <m:oMath>
+              <m:r>
+                <m:t>p</m:t>
+              </m:r>
+              <m:sSub>
+                <m:e>
+                  <m:r>
+                    <m:t>K</m:t>
+                  </m:r>
+                </m:e>
+                <m:sub>
+                  <m:r>
+                    <m:rPr>
+                      <m:sty m:val="p"/>
+                    </m:rPr>
+                    <m:t>a</m:t>
+                  </m:r>
+                </m:sub>
+              </m:sSub>
+              <m:r>
+                <m:rPr>
+                  <m:sty m:val="p"/>
+                </m:rPr>
+                <m:t>=</m:t>
+              </m:r>
+              <m:r>
+                <m:t>3.17</m:t>
+              </m:r>
+            </m:oMath>
+            <w:r>
+              <w:rPr>
+                <w:rFonts w:ascii="Times New Roman" w:hAnsi="Times New Roman" w:eastAsia="Times New Roman" w:cs="Times New Roman"/>
+              </w:rPr>
+              <w:t xml:space="preserve">​</w:t>
+            </w:r>
+          </w:p>
+        </w:tc>
+        <w:tc>
+          <w:tcPr/>
+          <w:p>
+            <w:pPr>
+              <w:pStyle w:val="Compact"/>
+              <w:jc w:val="center"/>
+            </w:pPr>
+            <m:oMath>
+              <m:sSub>
+                <m:e>
+                  <m:r>
+                    <m:t>K</m:t>
+                  </m:r>
+                </m:e>
+                <m:sub>
+                  <m:r>
+                    <m:rPr>
+                      <m:sty m:val="p"/>
+                    </m:rPr>
+                    <m:t>h</m:t>
+                  </m:r>
+                </m:sub>
+              </m:sSub>
+              <m:r>
+                <m:rPr>
+                  <m:sty m:val="p"/>
+                </m:rPr>
+                <m:t>=</m:t>
+              </m:r>
+              <m:r>
+                <m:t>1.5</m:t>
+              </m:r>
+              <m:r>
+                <m:rPr>
+                  <m:sty m:val="p"/>
+                </m:rPr>
+                <m:t>×</m:t>
+              </m:r>
+              <m:sSup>
+                <m:e>
+                  <m:r>
+                    <m:t>10</m:t>
+                  </m:r>
+                </m:e>
+                <m:sup>
+                  <m:r>
+                    <m:rPr>
+                      <m:sty m:val="p"/>
+                    </m:rPr>
+                    <m:t>−</m:t>
+                  </m:r>
+                  <m:r>
+                    <m:t>11</m:t>
+                  </m:r>
+                </m:sup>
+              </m:sSup>
+            </m:oMath>
+            <w:r>
+              <w:rPr>
+                <w:rFonts w:ascii="Times New Roman" w:hAnsi="Times New Roman" w:eastAsia="Times New Roman" w:cs="Times New Roman"/>
+              </w:rPr>
+              <w:t xml:space="preserve">​</w:t>
+            </w:r>
+          </w:p>
+        </w:tc>
+      </w:tr>
+      <w:tr>
+        <w:tc>
+          <w:tcPr/>
+          <w:p>
+            <w:pPr>
+              <w:pStyle w:val="Compact"/>
+              <w:jc w:val="center"/>
+            </w:pPr>
+            <w:r>
+              <w:rPr>
+                <w:rFonts w:hint="eastAsia" w:ascii="Times New Roman" w:hAnsi="Times New Roman" w:eastAsia="FangSong" w:cs="Times New Roman"/>
+              </w:rPr>
+              <w:t xml:space="preserve">氢氰酸</w:t>
+            </w:r>
+          </w:p>
+        </w:tc>
+        <w:tc>
+          <w:tcPr/>
+          <w:p>
+            <w:pPr>
+              <w:pStyle w:val="Compact"/>
+              <w:jc w:val="center"/>
+            </w:pPr>
+            <m:oMath>
+              <m:r>
+                <m:t>p</m:t>
+              </m:r>
+              <m:sSub>
+                <m:e>
+                  <m:r>
+                    <m:t>K</m:t>
+                  </m:r>
+                </m:e>
+                <m:sub>
+                  <m:r>
+                    <m:rPr>
+                      <m:sty m:val="p"/>
+                    </m:rPr>
+                    <m:t>a</m:t>
+                  </m:r>
+                </m:sub>
+              </m:sSub>
+              <m:r>
+                <m:rPr>
+                  <m:sty m:val="p"/>
+                </m:rPr>
+                <m:t>=</m:t>
+              </m:r>
+              <m:r>
+                <m:t>9.21</m:t>
+              </m:r>
+            </m:oMath>
+            <w:r>
+              <w:rPr>
+                <w:rFonts w:ascii="Times New Roman" w:hAnsi="Times New Roman" w:eastAsia="Times New Roman" w:cs="Times New Roman"/>
+              </w:rPr>
+              <w:t xml:space="preserve">​</w:t>
+            </w:r>
+          </w:p>
+        </w:tc>
+        <w:tc>
+          <w:tcPr/>
+          <w:p>
+            <w:pPr>
+              <w:pStyle w:val="Compact"/>
+              <w:jc w:val="center"/>
+            </w:pPr>
+            <m:oMath>
+              <m:sSub>
+                <m:e>
+                  <m:r>
+                    <m:t>K</m:t>
+                  </m:r>
+                </m:e>
+                <m:sub>
+                  <m:r>
+                    <m:rPr>
+                      <m:sty m:val="p"/>
+                    </m:rPr>
+                    <m:t>h</m:t>
+                  </m:r>
+                </m:sub>
+              </m:sSub>
+              <m:r>
+                <m:rPr>
+                  <m:sty m:val="p"/>
+                </m:rPr>
+                <m:t>=</m:t>
+              </m:r>
+              <m:r>
+                <m:t>1.6</m:t>
+              </m:r>
+              <m:r>
+                <m:rPr>
+                  <m:sty m:val="p"/>
+                </m:rPr>
+                <m:t>×</m:t>
+              </m:r>
+              <m:sSup>
+                <m:e>
+                  <m:r>
+                    <m:t>10</m:t>
+                  </m:r>
+                </m:e>
+                <m:sup>
+                  <m:r>
+                    <m:rPr>
+                      <m:sty m:val="p"/>
+                    </m:rPr>
+                    <m:t>−</m:t>
+                  </m:r>
+                  <m:r>
+                    <m:t>5</m:t>
+                  </m:r>
+                </m:sup>
+              </m:sSup>
+            </m:oMath>
+            <w:r>
+              <w:rPr>
+                <w:rFonts w:ascii="Times New Roman" w:hAnsi="Times New Roman" w:eastAsia="Times New Roman" w:cs="Times New Roman"/>
+              </w:rPr>
+              <w:t xml:space="preserve">​</w:t>
+            </w:r>
+          </w:p>
+        </w:tc>
+      </w:tr>
+      <w:tr>
+        <w:tc>
+          <w:tcPr/>
+          <w:p>
+            <w:pPr>
+              <w:pStyle w:val="Compact"/>
+              <w:jc w:val="center"/>
+            </w:pPr>
+            <w:r>
+              <w:rPr>
+                <w:rFonts w:hint="eastAsia" w:ascii="Times New Roman" w:hAnsi="Times New Roman" w:eastAsia="FangSong" w:cs="Times New Roman"/>
+              </w:rPr>
+              <w:t xml:space="preserve">碳酸</w:t>
+            </w:r>
+          </w:p>
+        </w:tc>
+        <w:tc>
+          <w:tcPr/>
+          <w:p>
+            <w:pPr>
+              <w:pStyle w:val="Compact"/>
+              <w:jc w:val="center"/>
+            </w:pPr>
+            <m:oMath>
+              <m:r>
+                <m:t>p</m:t>
+              </m:r>
+              <m:sSub>
+                <m:e>
+                  <m:r>
+                    <m:t>K</m:t>
+                  </m:r>
+                </m:e>
+                <m:sub>
+                  <m:r>
+                    <m:rPr>
+                      <m:sty m:val="p"/>
+                    </m:rPr>
+                    <m:t>a</m:t>
+                  </m:r>
+                  <m:r>
+                    <m:t>1</m:t>
+                  </m:r>
+                </m:sub>
+              </m:sSub>
+              <m:r>
+                <m:rPr>
+                  <m:sty m:val="p"/>
+                </m:rPr>
+                <m:t>=</m:t>
+              </m:r>
+              <m:r>
+                <m:t>6.35</m:t>
+              </m:r>
+              <m:r>
+                <m:rPr>
+                  <m:sty m:val="p"/>
+                </m:rPr>
+                <m:t>,</m:t>
+              </m:r>
+              <m:r>
+                <m:t>p</m:t>
+              </m:r>
+              <m:sSub>
+                <m:e>
+                  <m:r>
+                    <m:t>K</m:t>
+                  </m:r>
+                </m:e>
+                <m:sub>
+                  <m:r>
+                    <m:rPr>
+                      <m:sty m:val="p"/>
+                    </m:rPr>
+                    <m:t>a</m:t>
+                  </m:r>
+                  <m:r>
+                    <m:t>2</m:t>
+                  </m:r>
+                </m:sub>
+              </m:sSub>
+              <m:r>
+                <m:rPr>
+                  <m:sty m:val="p"/>
+                </m:rPr>
+                <m:t>=</m:t>
+              </m:r>
+              <m:r>
+                <m:t>10.33</m:t>
+              </m:r>
+            </m:oMath>
+            <w:r>
+              <w:rPr>
+                <w:rFonts w:ascii="Times New Roman" w:hAnsi="Times New Roman" w:eastAsia="Times New Roman" w:cs="Times New Roman"/>
+              </w:rPr>
+              <w:t xml:space="preserve">​</w:t>
+            </w:r>
+          </w:p>
+        </w:tc>
+        <w:tc>
+          <w:tcPr/>
+          <w:p>
+            <w:pPr>
+              <w:pStyle w:val="Compact"/>
+              <w:jc w:val="center"/>
+            </w:pPr>
+            <m:oMath>
+              <m:sSub>
+                <m:e>
+                  <m:r>
+                    <m:t>K</m:t>
+                  </m:r>
+                </m:e>
+                <m:sub>
+                  <m:r>
+                    <m:rPr>
+                      <m:sty m:val="p"/>
+                    </m:rPr>
+                    <m:t>h</m:t>
+                  </m:r>
+                </m:sub>
+              </m:sSub>
+              <m:r>
+                <m:rPr>
+                  <m:sty m:val="p"/>
+                </m:rPr>
+                <m:t>≫</m:t>
+              </m:r>
+              <m:sSup>
+                <m:e>
+                  <m:r>
+                    <m:t>10</m:t>
+                  </m:r>
+                </m:e>
+                <m:sup>
+                  <m:r>
+                    <m:t>10</m:t>
+                  </m:r>
+                </m:sup>
+              </m:sSup>
+            </m:oMath>
+            <w:r>
+              <w:rPr>
+                <w:rFonts w:ascii="Times New Roman" w:hAnsi="Times New Roman" w:eastAsia="Times New Roman" w:cs="Times New Roman"/>
+              </w:rPr>
+              <w:t xml:space="preserve">​</w:t>
+            </w:r>
+          </w:p>
+        </w:tc>
+      </w:tr>
+      <w:tr>
+        <w:tc>
+          <w:tcPr/>
+          <w:p>
+            <w:pPr>
+              <w:pStyle w:val="Compact"/>
+              <w:jc w:val="center"/>
+            </w:pPr>
+            <w:r>
+              <w:rPr>
+                <w:rFonts w:hint="eastAsia" w:ascii="Times New Roman" w:hAnsi="Times New Roman" w:eastAsia="FangSong" w:cs="Times New Roman"/>
+              </w:rPr>
+              <w:t xml:space="preserve">亚硫酸</w:t>
+            </w:r>
+          </w:p>
+        </w:tc>
+        <w:tc>
+          <w:tcPr/>
+          <w:p>
+            <w:pPr>
+              <w:pStyle w:val="Compact"/>
+              <w:jc w:val="center"/>
+            </w:pPr>
+            <m:oMath>
+              <m:r>
+                <m:t>p</m:t>
+              </m:r>
+              <m:sSub>
+                <m:e>
+                  <m:r>
+                    <m:t>K</m:t>
+                  </m:r>
+                </m:e>
+                <m:sub>
+                  <m:r>
+                    <m:rPr>
+                      <m:sty m:val="p"/>
+                    </m:rPr>
+                    <m:t>a</m:t>
+                  </m:r>
+                  <m:r>
+                    <m:t>1</m:t>
+                  </m:r>
+                </m:sub>
+              </m:sSub>
+              <m:r>
+                <m:rPr>
+                  <m:sty m:val="p"/>
+                </m:rPr>
+                <m:t>=</m:t>
+              </m:r>
+              <m:r>
+                <m:t>1.81</m:t>
+              </m:r>
+              <m:r>
+                <m:rPr>
+                  <m:sty m:val="p"/>
+                </m:rPr>
+                <m:t>,</m:t>
+              </m:r>
+              <m:r>
+                <m:t>p</m:t>
+              </m:r>
+              <m:sSub>
+                <m:e>
+                  <m:r>
+                    <m:t>K</m:t>
+                  </m:r>
+                </m:e>
+                <m:sub>
+                  <m:r>
+                    <m:rPr>
+                      <m:sty m:val="p"/>
+                    </m:rPr>
+                    <m:t>a</m:t>
+                  </m:r>
+                  <m:r>
+                    <m:t>2</m:t>
+                  </m:r>
+                </m:sub>
+              </m:sSub>
+              <m:r>
+                <m:rPr>
+                  <m:sty m:val="p"/>
+                </m:rPr>
+                <m:t>=</m:t>
+              </m:r>
+              <m:r>
+                <m:t>6.91</m:t>
+              </m:r>
+            </m:oMath>
+            <w:r>
+              <w:rPr>
+                <w:rFonts w:ascii="Times New Roman" w:hAnsi="Times New Roman" w:eastAsia="Times New Roman" w:cs="Times New Roman"/>
+              </w:rPr>
+              <w:t xml:space="preserve">​</w:t>
+            </w:r>
+          </w:p>
+        </w:tc>
+        <w:tc>
+          <w:tcPr/>
+          <w:p>
+            <w:pPr>
+              <w:pStyle w:val="Compact"/>
+              <w:jc w:val="center"/>
+            </w:pPr>
+            <m:oMath>
+              <m:sSub>
+                <m:e>
+                  <m:r>
+                    <m:t>K</m:t>
+                  </m:r>
+                </m:e>
+                <m:sub>
+                  <m:r>
+                    <m:rPr>
+                      <m:sty m:val="p"/>
+                    </m:rPr>
+                    <m:t>h</m:t>
+                  </m:r>
+                  <m:r>
+                    <m:t>1</m:t>
+                  </m:r>
+                </m:sub>
+              </m:sSub>
+              <m:r>
+                <m:rPr>
+                  <m:sty m:val="p"/>
+                </m:rPr>
+                <m:t>=</m:t>
+              </m:r>
+              <m:r>
+                <m:t>8.1</m:t>
+              </m:r>
+              <m:r>
+                <m:rPr>
+                  <m:sty m:val="p"/>
+                </m:rPr>
+                <m:t>×</m:t>
+              </m:r>
+              <m:sSup>
+                <m:e>
+                  <m:r>
+                    <m:t>10</m:t>
+                  </m:r>
+                </m:e>
+                <m:sup>
+                  <m:r>
+                    <m:rPr>
+                      <m:sty m:val="p"/>
+                    </m:rPr>
+                    <m:t>−</m:t>
+                  </m:r>
+                  <m:r>
+                    <m:t>8</m:t>
+                  </m:r>
+                </m:sup>
+              </m:sSup>
+            </m:oMath>
+            <w:r>
+              <w:rPr>
+                <w:rFonts w:ascii="Times New Roman" w:hAnsi="Times New Roman" w:eastAsia="Times New Roman" w:cs="Times New Roman"/>
+              </w:rPr>
+              <w:t xml:space="preserve">​</w:t>
+            </w:r>
+          </w:p>
+        </w:tc>
+      </w:tr>
+      <w:tr>
+        <w:tc>
+          <w:tcPr/>
+          <w:p>
+            <w:pPr>
+              <w:pStyle w:val="Compact"/>
+              <w:jc w:val="center"/>
+            </w:pPr>
+            <w:r>
+              <w:rPr>
+                <w:rFonts w:hint="eastAsia" w:ascii="Times New Roman" w:hAnsi="Times New Roman" w:eastAsia="FangSong" w:cs="Times New Roman"/>
+              </w:rPr>
+              <w:t xml:space="preserve">硫化氢</w:t>
+            </w:r>
+          </w:p>
+        </w:tc>
+        <w:tc>
+          <w:tcPr/>
+          <w:p>
+            <w:pPr>
+              <w:pStyle w:val="Compact"/>
+              <w:jc w:val="center"/>
+            </w:pPr>
+            <m:oMath>
+              <m:r>
+                <m:t>p</m:t>
+              </m:r>
+              <m:sSub>
+                <m:e>
+                  <m:r>
+                    <m:t>K</m:t>
+                  </m:r>
+                </m:e>
+                <m:sub>
+                  <m:r>
+                    <m:rPr>
+                      <m:sty m:val="p"/>
+                    </m:rPr>
+                    <m:t>a</m:t>
+                  </m:r>
+                  <m:r>
+                    <m:t>1</m:t>
+                  </m:r>
+                </m:sub>
+              </m:sSub>
+              <m:r>
+                <m:rPr>
+                  <m:sty m:val="p"/>
+                </m:rPr>
+                <m:t>=</m:t>
+              </m:r>
+              <m:r>
+                <m:t>7.04</m:t>
+              </m:r>
+              <m:r>
+                <m:rPr>
+                  <m:sty m:val="p"/>
+                </m:rPr>
+                <m:t>,</m:t>
+              </m:r>
+              <m:r>
+                <m:t>p</m:t>
+              </m:r>
+              <m:sSub>
+                <m:e>
+                  <m:r>
+                    <m:t>K</m:t>
+                  </m:r>
+                </m:e>
+                <m:sub>
+                  <m:r>
+                    <m:rPr>
+                      <m:sty m:val="p"/>
+                    </m:rPr>
+                    <m:t>a</m:t>
+                  </m:r>
+                  <m:r>
+                    <m:t>2</m:t>
+                  </m:r>
+                </m:sub>
+              </m:sSub>
+              <m:r>
+                <m:rPr>
+                  <m:sty m:val="p"/>
+                </m:rPr>
+                <m:t>=</m:t>
+              </m:r>
+              <m:r>
+                <m:t>12.92</m:t>
+              </m:r>
+            </m:oMath>
+            <w:r>
+              <w:rPr>
+                <w:rFonts w:ascii="Times New Roman" w:hAnsi="Times New Roman" w:eastAsia="Times New Roman" w:cs="Times New Roman"/>
+              </w:rPr>
+              <w:t xml:space="preserve">​</w:t>
+            </w:r>
+          </w:p>
+        </w:tc>
+        <w:tc>
+          <w:tcPr/>
+          <w:p>
+            <w:pPr>
+              <w:pStyle w:val="Compact"/>
+              <w:jc w:val="center"/>
+            </w:pPr>
+            <w:r>
+              <w:rPr>
+                <w:rFonts w:hint="eastAsia" w:ascii="Times New Roman" w:hAnsi="Times New Roman" w:eastAsia="FangSong" w:cs="Times New Roman"/>
+              </w:rPr>
+              <w:t xml:space="preserve">氧化还原主导</w:t>
+            </w:r>
+          </w:p>
+        </w:tc>
+      </w:tr>
+      <w:tr>
+        <w:tc>
+          <w:tcPr/>
+          <w:p>
+            <w:pPr>
+              <w:pStyle w:val="Compact"/>
+              <w:jc w:val="center"/>
+            </w:pPr>
+            <w:r>
+              <w:rPr>
+                <w:rFonts w:hint="eastAsia" w:ascii="Times New Roman" w:hAnsi="Times New Roman" w:eastAsia="FangSong" w:cs="Times New Roman"/>
+              </w:rPr>
+              <w:t xml:space="preserve">磷酸</w:t>
+            </w:r>
+          </w:p>
+        </w:tc>
+        <w:tc>
+          <w:tcPr/>
+          <w:p>
+            <w:pPr>
+              <w:pStyle w:val="Compact"/>
+              <w:jc w:val="center"/>
+            </w:pPr>
+            <m:oMath>
+              <m:r>
+                <m:t>p</m:t>
+              </m:r>
+              <m:sSub>
+                <m:e>
+                  <m:r>
+                    <m:t>K</m:t>
+                  </m:r>
+                </m:e>
+                <m:sub>
+                  <m:r>
+                    <m:rPr>
+                      <m:sty m:val="p"/>
+                    </m:rPr>
+                    <m:t>a</m:t>
+                  </m:r>
+                  <m:r>
+                    <m:t>1</m:t>
+                  </m:r>
+                </m:sub>
+              </m:sSub>
+              <m:r>
+                <m:rPr>
+                  <m:sty m:val="p"/>
+                </m:rPr>
+                <m:t>=</m:t>
+              </m:r>
+              <m:r>
+                <m:t>2.16</m:t>
+              </m:r>
+              <m:r>
+                <m:rPr>
+                  <m:sty m:val="p"/>
+                </m:rPr>
+                <m:t>,</m:t>
+              </m:r>
+              <m:r>
+                <m:t>p</m:t>
+              </m:r>
+              <m:sSub>
+                <m:e>
+                  <m:r>
+                    <m:t>K</m:t>
+                  </m:r>
+                </m:e>
+                <m:sub>
+                  <m:r>
+                    <m:rPr>
+                      <m:sty m:val="p"/>
+                    </m:rPr>
+                    <m:t>a</m:t>
+                  </m:r>
+                  <m:r>
+                    <m:t>2</m:t>
+                  </m:r>
+                </m:sub>
+              </m:sSub>
+              <m:r>
+                <m:rPr>
+                  <m:sty m:val="p"/>
+                </m:rPr>
+                <m:t>=</m:t>
+              </m:r>
+              <m:r>
+                <m:t>7.21</m:t>
+              </m:r>
+              <m:r>
+                <m:rPr>
+                  <m:sty m:val="p"/>
+                </m:rPr>
+                <m:t>,</m:t>
+              </m:r>
+              <m:r>
+                <m:t>p</m:t>
+              </m:r>
+              <m:sSub>
+                <m:e>
+                  <m:r>
+                    <m:t>K</m:t>
+                  </m:r>
+                </m:e>
+                <m:sub>
+                  <m:r>
+                    <m:rPr>
+                      <m:sty m:val="p"/>
+                    </m:rPr>
+                    <m:t>a</m:t>
+                  </m:r>
+                  <m:r>
+                    <m:t>3</m:t>
+                  </m:r>
+                </m:sub>
+              </m:sSub>
+              <m:r>
+                <m:rPr>
+                  <m:sty m:val="p"/>
+                </m:rPr>
+                <m:t>=</m:t>
+              </m:r>
+              <m:r>
+                <m:t>12.32</m:t>
+              </m:r>
+            </m:oMath>
+            <w:r>
+              <w:rPr>
+                <w:rFonts w:ascii="Times New Roman" w:hAnsi="Times New Roman" w:eastAsia="Times New Roman" w:cs="Times New Roman"/>
+              </w:rPr>
+              <w:t xml:space="preserve">​</w:t>
+            </w:r>
+          </w:p>
+        </w:tc>
+        <w:tc>
+          <w:tcPr/>
+          <w:p>
+            <w:pPr>
+              <w:pStyle w:val="Compact"/>
+              <w:jc w:val="center"/>
+            </w:pPr>
+            <m:oMath>
+              <m:sSub>
+                <m:e>
+                  <m:r>
+                    <m:t>K</m:t>
+                  </m:r>
+                </m:e>
+                <m:sub>
+                  <m:r>
+                    <m:rPr>
+                      <m:sty m:val="p"/>
+                    </m:rPr>
+                    <m:t>h</m:t>
+                  </m:r>
+                </m:sub>
+              </m:sSub>
+              <m:r>
+                <m:rPr>
+                  <m:sty m:val="p"/>
+                </m:rPr>
+                <m:t>=</m:t>
+              </m:r>
+              <m:r>
+                <m:t>6.2</m:t>
+              </m:r>
+              <m:r>
+                <m:rPr>
+                  <m:sty m:val="p"/>
+                </m:rPr>
+                <m:t>×</m:t>
+              </m:r>
+              <m:sSup>
+                <m:e>
+                  <m:r>
+                    <m:t>10</m:t>
+                  </m:r>
+                </m:e>
+                <m:sup>
+                  <m:r>
+                    <m:rPr>
+                      <m:sty m:val="p"/>
+                    </m:rPr>
+                    <m:t>−</m:t>
+                  </m:r>
+                  <m:r>
+                    <m:t>8</m:t>
+                  </m:r>
+                </m:sup>
+              </m:sSup>
+            </m:oMath>
+            <w:r>
+              <w:rPr>
+                <w:rFonts w:ascii="Times New Roman" w:hAnsi="Times New Roman" w:eastAsia="Times New Roman" w:cs="Times New Roman"/>
+              </w:rPr>
+              <w:t xml:space="preserve">​</w:t>
+            </w:r>
+          </w:p>
+        </w:tc>
+      </w:tr>
+      <w:tr>
+        <w:tc>
+          <w:tcPr/>
+          <w:p>
+            <w:pPr>
+              <w:pStyle w:val="Compact"/>
+              <w:jc w:val="center"/>
+            </w:pPr>
+            <w:r>
+              <w:rPr>
+                <w:rFonts w:hint="eastAsia" w:ascii="Times New Roman" w:hAnsi="Times New Roman" w:eastAsia="FangSong" w:cs="Times New Roman"/>
+              </w:rPr>
+              <w:t xml:space="preserve">水合氨</w:t>
+            </w:r>
+          </w:p>
+        </w:tc>
+        <w:tc>
+          <w:tcPr/>
+          <w:p>
+            <w:pPr>
+              <w:pStyle w:val="Compact"/>
+              <w:jc w:val="center"/>
+            </w:pPr>
+            <m:oMath>
+              <m:r>
+                <m:t>p</m:t>
+              </m:r>
+              <m:sSub>
+                <m:e>
+                  <m:r>
+                    <m:t>K</m:t>
+                  </m:r>
+                </m:e>
+                <m:sub>
+                  <m:r>
+                    <m:rPr>
+                      <m:sty m:val="p"/>
+                    </m:rPr>
+                    <m:t>b</m:t>
+                  </m:r>
+                </m:sub>
+              </m:sSub>
+              <m:r>
+                <m:rPr>
+                  <m:sty m:val="p"/>
+                </m:rPr>
+                <m:t>=</m:t>
+              </m:r>
+              <m:r>
+                <m:t>4.75</m:t>
+              </m:r>
+            </m:oMath>
+            <w:r>
+              <w:rPr>
+                <w:rFonts w:ascii="Times New Roman" w:hAnsi="Times New Roman" w:eastAsia="Times New Roman" w:cs="Times New Roman"/>
+              </w:rPr>
+              <w:t xml:space="preserve">​</w:t>
+            </w:r>
+          </w:p>
+        </w:tc>
+        <w:tc>
+          <w:tcPr/>
+          <w:p>
+            <w:pPr>
+              <w:pStyle w:val="Compact"/>
+              <w:jc w:val="center"/>
+            </w:pPr>
+            <m:oMath>
+              <m:sSub>
+                <m:e>
+                  <m:r>
+                    <m:t>K</m:t>
+                  </m:r>
+                </m:e>
+                <m:sub>
+                  <m:r>
+                    <m:rPr>
+                      <m:sty m:val="p"/>
+                    </m:rPr>
+                    <m:t>h</m:t>
+                  </m:r>
+                </m:sub>
+              </m:sSub>
+              <m:r>
+                <m:rPr>
+                  <m:sty m:val="p"/>
+                </m:rPr>
+                <m:t>=</m:t>
+              </m:r>
+              <m:r>
+                <m:t>5.6</m:t>
+              </m:r>
+              <m:r>
+                <m:rPr>
+                  <m:sty m:val="p"/>
+                </m:rPr>
+                <m:t>×</m:t>
+              </m:r>
+              <m:sSup>
+                <m:e>
+                  <m:r>
+                    <m:t>10</m:t>
+                  </m:r>
+                </m:e>
+                <m:sup>
+                  <m:r>
+                    <m:rPr>
+                      <m:sty m:val="p"/>
+                    </m:rPr>
+                    <m:t>−</m:t>
+                  </m:r>
+                  <m:r>
+                    <m:t>10</m:t>
+                  </m:r>
+                </m:sup>
+              </m:sSup>
+            </m:oMath>
+            <w:r>
+              <w:rPr>
+                <w:rFonts w:ascii="Times New Roman" w:hAnsi="Times New Roman" w:eastAsia="Times New Roman" w:cs="Times New Roman"/>
+              </w:rPr>
+              <w:t xml:space="preserve">​</w:t>
             </w:r>
           </w:p>
         </w:tc>
